--- a/assets/templates/bpc_template_unificado_rep.docx
+++ b/assets/templates/bpc_template_unificado_rep.docx
@@ -1,6 +1,6 @@
 
 <file path=word/document.xml><?xml version="1.0" encoding="utf-8"?>
-<w:document xmlns:wpc="http://schemas.microsoft.com/office/word/2010/wordprocessingCanvas" xmlns:cx="http://schemas.microsoft.com/office/drawing/2014/chartex" xmlns:cx1="http://schemas.microsoft.com/office/drawing/2015/9/8/chartex" xmlns:cx2="http://schemas.microsoft.com/office/drawing/2015/10/21/chartex" xmlns:cx3="http://schemas.microsoft.com/office/drawing/2016/5/9/chartex" xmlns:cx4="http://schemas.microsoft.com/office/drawing/2016/5/10/chartex" xmlns:cx5="http://schemas.microsoft.com/office/drawing/2016/5/11/chartex" xmlns:cx6="http://schemas.microsoft.com/office/drawing/2016/5/12/chartex" xmlns:cx7="http://schemas.microsoft.com/office/drawing/2016/5/13/chartex" xmlns:cx8="http://schemas.microsoft.com/office/drawing/2016/5/14/chartex" xmlns:mc="http://schemas.openxmlformats.org/markup-compatibility/2006" xmlns:aink="http://schemas.microsoft.com/office/drawing/2016/ink" xmlns:am3d="http://schemas.microsoft.com/office/drawing/2017/model3d" xmlns:o="urn:schemas-microsoft-com:office:office" xmlns:r="http://schemas.openxmlformats.org/officeDocument/2006/relationships" xmlns:m="http://schemas.openxmlformats.org/officeDocument/2006/math" xmlns:v="urn:schemas-microsoft-com:vml" xmlns:wp14="http://schemas.microsoft.com/office/word/2010/wordprocessingDrawing" xmlns:wp="http://schemas.openxmlformats.org/drawingml/2006/wordprocessingDrawing" xmlns:w10="urn:schemas-microsoft-com:office:word" xmlns:w="http://schemas.openxmlformats.org/wordprocessingml/2006/main" xmlns:w14="http://schemas.microsoft.com/office/word/2010/wordml" xmlns:w15="http://schemas.microsoft.com/office/word/2012/wordml" xmlns:w16cex="http://schemas.microsoft.com/office/word/2018/wordml/cex" xmlns:w16cid="http://schemas.microsoft.com/office/word/2016/wordml/cid" xmlns:w16="http://schemas.microsoft.com/office/word/2018/wordml" xmlns:w16se="http://schemas.microsoft.com/office/word/2015/wordml/symex" xmlns:wpg="http://schemas.microsoft.com/office/word/2010/wordprocessingGroup" xmlns:wpi="http://schemas.microsoft.com/office/word/2010/wordprocessingInk" xmlns:wne="http://schemas.microsoft.com/office/word/2006/wordml" xmlns:wps="http://schemas.microsoft.com/office/word/2010/wordprocessingShape" mc:Ignorable="w14 w15 w16se w16cid w16 w16cex wp14">
+<w:document xmlns:wpc="http://schemas.microsoft.com/office/word/2010/wordprocessingCanvas" xmlns:cx="http://schemas.microsoft.com/office/drawing/2014/chartex" xmlns:cx1="http://schemas.microsoft.com/office/drawing/2015/9/8/chartex" xmlns:cx2="http://schemas.microsoft.com/office/drawing/2015/10/21/chartex" xmlns:cx3="http://schemas.microsoft.com/office/drawing/2016/5/9/chartex" xmlns:cx4="http://schemas.microsoft.com/office/drawing/2016/5/10/chartex" xmlns:cx5="http://schemas.microsoft.com/office/drawing/2016/5/11/chartex" xmlns:cx6="http://schemas.microsoft.com/office/drawing/2016/5/12/chartex" xmlns:cx7="http://schemas.microsoft.com/office/drawing/2016/5/13/chartex" xmlns:cx8="http://schemas.microsoft.com/office/drawing/2016/5/14/chartex" xmlns:mc="http://schemas.openxmlformats.org/markup-compatibility/2006" xmlns:aink="http://schemas.microsoft.com/office/drawing/2016/ink" xmlns:am3d="http://schemas.microsoft.com/office/drawing/2017/model3d" xmlns:o="urn:schemas-microsoft-com:office:office" xmlns:oel="http://schemas.microsoft.com/office/2019/extlst" xmlns:r="http://schemas.openxmlformats.org/officeDocument/2006/relationships" xmlns:m="http://schemas.openxmlformats.org/officeDocument/2006/math" xmlns:v="urn:schemas-microsoft-com:vml" xmlns:wp14="http://schemas.microsoft.com/office/word/2010/wordprocessingDrawing" xmlns:wp="http://schemas.openxmlformats.org/drawingml/2006/wordprocessingDrawing" xmlns:w10="urn:schemas-microsoft-com:office:word" xmlns:w="http://schemas.openxmlformats.org/wordprocessingml/2006/main" xmlns:w14="http://schemas.microsoft.com/office/word/2010/wordml" xmlns:w15="http://schemas.microsoft.com/office/word/2012/wordml" xmlns:w16cex="http://schemas.microsoft.com/office/word/2018/wordml/cex" xmlns:w16cid="http://schemas.microsoft.com/office/word/2016/wordml/cid" xmlns:w16="http://schemas.microsoft.com/office/word/2018/wordml" xmlns:w16du="http://schemas.microsoft.com/office/word/2023/wordml/word16du" xmlns:w16sdtdh="http://schemas.microsoft.com/office/word/2020/wordml/sdtdatahash" xmlns:w16sdtfl="http://schemas.microsoft.com/office/word/2024/wordml/sdtformatlock" xmlns:w16se="http://schemas.microsoft.com/office/word/2015/wordml/symex" xmlns:wpg="http://schemas.microsoft.com/office/word/2010/wordprocessingGroup" xmlns:wpi="http://schemas.microsoft.com/office/word/2010/wordprocessingInk" xmlns:wne="http://schemas.microsoft.com/office/word/2006/wordml" xmlns:wps="http://schemas.microsoft.com/office/word/2010/wordprocessingShape" mc:Ignorable="w14 w15 w16se w16cid w16 w16cex w16sdtdh w16sdtfl w16du wp14">
   <w:body>
     <w:p>
       <w:pPr>
@@ -311,7 +311,7 @@
           </mc:Choice>
           <mc:Fallback>
             <w:pict>
-              <v:roundrect w14:anchorId="2E5CC425" id="Retângulo: Cantos Arredondados 5" o:spid="_x0000_s1026" style="position:absolute;margin-left:0;margin-top:4.5pt;width:472.8pt;height:44.4pt;z-index:251703296;visibility:visible;mso-wrap-style:square;mso-width-percent:0;mso-height-percent:0;mso-wrap-distance-left:9pt;mso-wrap-distance-top:0;mso-wrap-distance-right:9pt;mso-wrap-distance-bottom:0;mso-position-horizontal:center;mso-position-horizontal-relative:margin;mso-position-vertical:absolute;mso-position-vertical-relative:text;mso-width-percent:0;mso-height-percent:0;mso-width-relative:margin;mso-height-relative:margin;v-text-anchor:middle" arcsize="10923f" o:gfxdata="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" fillcolor="#c0bcbe" stroked="f" strokeweight="1pt">
+              <v:roundrect w14:anchorId="2E5CC425" id="Retângulo: Cantos Arredondados 5" o:spid="_x0000_s1026" style="position:absolute;margin-left:0;margin-top:4.5pt;width:472.8pt;height:44.4pt;z-index:251703296;visibility:visible;mso-wrap-style:square;mso-width-percent:0;mso-height-percent:0;mso-wrap-distance-left:9pt;mso-wrap-distance-top:0;mso-wrap-distance-right:9pt;mso-wrap-distance-bottom:0;mso-position-horizontal:center;mso-position-horizontal-relative:margin;mso-position-vertical:absolute;mso-position-vertical-relative:text;mso-width-percent:0;mso-height-percent:0;mso-width-relative:margin;mso-height-relative:margin;v-text-anchor:middle" arcsize="10923f" o:gfxdata="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" fillcolor="#c0bcbe" stroked="f" strokeweight="1pt">
                 <v:stroke joinstyle="miter"/>
                 <v:textbox>
                   <w:txbxContent>
@@ -538,7 +538,7 @@
           </mc:Choice>
           <mc:Fallback>
             <w:pict>
-              <v:roundrect w14:anchorId="489C4FDE" id="Retângulo: Cantos Arredondados 6" o:spid="_x0000_s1027" style="position:absolute;left:0;text-align:left;margin-left:0;margin-top:7.9pt;width:339.6pt;height:30.65pt;z-index:251704320;visibility:visible;mso-wrap-style:square;mso-width-percent:0;mso-height-percent:0;mso-wrap-distance-left:9pt;mso-wrap-distance-top:0;mso-wrap-distance-right:9pt;mso-wrap-distance-bottom:0;mso-position-horizontal:center;mso-position-horizontal-relative:page;mso-position-vertical:absolute;mso-position-vertical-relative:text;mso-width-percent:0;mso-height-percent:0;mso-width-relative:margin;mso-height-relative:margin;v-text-anchor:middle" arcsize="10923f" o:gfxdata="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" fillcolor="#c0bcbe" stroked="f" strokeweight="1pt">
+              <v:roundrect w14:anchorId="489C4FDE" id="Retângulo: Cantos Arredondados 6" o:spid="_x0000_s1027" style="position:absolute;left:0;text-align:left;margin-left:0;margin-top:7.9pt;width:339.6pt;height:30.65pt;z-index:251704320;visibility:visible;mso-wrap-style:square;mso-width-percent:0;mso-height-percent:0;mso-wrap-distance-left:9pt;mso-wrap-distance-top:0;mso-wrap-distance-right:9pt;mso-wrap-distance-bottom:0;mso-position-horizontal:center;mso-position-horizontal-relative:page;mso-position-vertical:absolute;mso-position-vertical-relative:text;mso-width-percent:0;mso-height-percent:0;mso-width-relative:margin;mso-height-relative:margin;v-text-anchor:middle" arcsize="10923f" o:gfxdata="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" fillcolor="#c0bcbe" stroked="f" strokeweight="1pt">
                 <v:stroke joinstyle="miter"/>
                 <v:textbox>
                   <w:txbxContent>
@@ -570,9 +570,6 @@
     </w:p>
     <w:p>
       <w:pPr>
-        <w:spacing w:before="90" w:line="360" w:lineRule="auto"/>
-        <w:ind w:right="183"/>
-        <w:jc w:val="both"/>
         <w:rPr>
           <w:sz w:val="24"/>
           <w:szCs w:val="24"/>
@@ -721,7 +718,7 @@
           </mc:Choice>
           <mc:Fallback>
             <w:pict>
-              <v:roundrect w14:anchorId="5FDDB3DB" id="Retângulo: Cantos Arredondados 1999185315" o:spid="_x0000_s1028" style="position:absolute;left:0;text-align:left;margin-left:0;margin-top:4.7pt;width:339.6pt;height:30.65pt;z-index:251709440;visibility:visible;mso-wrap-style:square;mso-width-percent:0;mso-height-percent:0;mso-wrap-distance-left:9pt;mso-wrap-distance-top:0;mso-wrap-distance-right:9pt;mso-wrap-distance-bottom:0;mso-position-horizontal:center;mso-position-horizontal-relative:margin;mso-position-vertical:absolute;mso-position-vertical-relative:text;mso-width-percent:0;mso-height-percent:0;mso-width-relative:margin;mso-height-relative:margin;v-text-anchor:middle" arcsize="10923f" o:gfxdata="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" fillcolor="#c0bcbe" stroked="f" strokeweight="1pt">
+              <v:roundrect w14:anchorId="5FDDB3DB" id="Retângulo: Cantos Arredondados 1999185315" o:spid="_x0000_s1028" style="position:absolute;left:0;text-align:left;margin-left:0;margin-top:4.7pt;width:339.6pt;height:30.65pt;z-index:251709440;visibility:visible;mso-wrap-style:square;mso-width-percent:0;mso-height-percent:0;mso-wrap-distance-left:9pt;mso-wrap-distance-top:0;mso-wrap-distance-right:9pt;mso-wrap-distance-bottom:0;mso-position-horizontal:center;mso-position-horizontal-relative:margin;mso-position-vertical:absolute;mso-position-vertical-relative:text;mso-width-percent:0;mso-height-percent:0;mso-width-relative:margin;mso-height-relative:margin;v-text-anchor:middle" arcsize="10923f" o:gfxdata="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" fillcolor="#c0bcbe" stroked="f" strokeweight="1pt">
                 <v:stroke joinstyle="miter"/>
                 <v:textbox>
                   <w:txbxContent>
@@ -785,6 +782,7 @@
           <w:sz w:val="24"/>
           <w:szCs w:val="24"/>
         </w:rPr>
+        <w:lastRenderedPageBreak/>
         <w:t xml:space="preserve">Analisando os autos, verifica-se que a parte autora é consdeirada portadora de </w:t>
       </w:r>
       <w:r>
@@ -792,7 +790,7 @@
           <w:sz w:val="24"/>
           <w:szCs w:val="24"/>
         </w:rPr>
-        <w:t>{{ diagnostico_cid }}</w:t>
+        <w:t>{{ diagnosticos_texto_corrido }}</w:t>
       </w:r>
       <w:r>
         <w:rPr>
@@ -1140,7 +1138,7 @@
           </mc:Choice>
           <mc:Fallback>
             <w:pict>
-              <v:roundrect w14:anchorId="44B45B71" id="Retângulo: Cantos Arredondados 4" o:spid="_x0000_s1029" style="position:absolute;left:0;text-align:left;margin-left:0;margin-top:1pt;width:339.6pt;height:30.65pt;z-index:251711488;visibility:visible;mso-wrap-style:square;mso-width-percent:0;mso-height-percent:0;mso-wrap-distance-left:9pt;mso-wrap-distance-top:0;mso-wrap-distance-right:9pt;mso-wrap-distance-bottom:0;mso-position-horizontal:center;mso-position-horizontal-relative:page;mso-position-vertical:absolute;mso-position-vertical-relative:text;mso-width-percent:0;mso-height-percent:0;mso-width-relative:margin;mso-height-relative:margin;v-text-anchor:middle" arcsize="10923f" o:gfxdata="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" fillcolor="#c0bcbe" stroked="f" strokeweight="1pt">
+              <v:roundrect w14:anchorId="44B45B71" id="Retângulo: Cantos Arredondados 4" o:spid="_x0000_s1029" style="position:absolute;left:0;text-align:left;margin-left:0;margin-top:1pt;width:339.6pt;height:30.65pt;z-index:251711488;visibility:visible;mso-wrap-style:square;mso-width-percent:0;mso-height-percent:0;mso-wrap-distance-left:9pt;mso-wrap-distance-top:0;mso-wrap-distance-right:9pt;mso-wrap-distance-bottom:0;mso-position-horizontal:center;mso-position-horizontal-relative:page;mso-position-vertical:absolute;mso-position-vertical-relative:text;mso-width-percent:0;mso-height-percent:0;mso-width-relative:margin;mso-height-relative:margin;v-text-anchor:middle" arcsize="10923f" o:gfxdata="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" fillcolor="#c0bcbe" stroked="f" strokeweight="1pt">
                 <v:stroke joinstyle="miter"/>
                 <v:textbox>
                   <w:txbxContent>
@@ -1633,7 +1631,7 @@
           </mc:Choice>
           <mc:Fallback>
             <w:pict>
-              <v:roundrect w14:anchorId="52A28E0F" id="Retângulo: Cantos Arredondados 15" o:spid="_x0000_s1030" style="position:absolute;left:0;text-align:left;margin-left:0;margin-top:1.55pt;width:341.75pt;height:46.65pt;z-index:251713536;visibility:visible;mso-wrap-style:square;mso-width-percent:0;mso-height-percent:0;mso-wrap-distance-left:9pt;mso-wrap-distance-top:0;mso-wrap-distance-right:9pt;mso-wrap-distance-bottom:0;mso-position-horizontal:center;mso-position-horizontal-relative:page;mso-position-vertical:absolute;mso-position-vertical-relative:text;mso-width-percent:0;mso-height-percent:0;mso-width-relative:margin;mso-height-relative:margin;v-text-anchor:middle" arcsize="10923f" o:gfxdata="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" fillcolor="#c0bcbe" stroked="f" strokeweight="1pt">
+              <v:roundrect w14:anchorId="52A28E0F" id="Retângulo: Cantos Arredondados 15" o:spid="_x0000_s1030" style="position:absolute;left:0;text-align:left;margin-left:0;margin-top:1.55pt;width:341.75pt;height:46.65pt;z-index:251713536;visibility:visible;mso-wrap-style:square;mso-width-percent:0;mso-height-percent:0;mso-wrap-distance-left:9pt;mso-wrap-distance-top:0;mso-wrap-distance-right:9pt;mso-wrap-distance-bottom:0;mso-position-horizontal:center;mso-position-horizontal-relative:page;mso-position-vertical:absolute;mso-position-vertical-relative:text;mso-width-percent:0;mso-height-percent:0;mso-width-relative:margin;mso-height-relative:margin;v-text-anchor:middle" arcsize="10923f" o:gfxdata="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" fillcolor="#c0bcbe" stroked="f" strokeweight="1pt">
                 <v:stroke joinstyle="miter"/>
                 <v:textbox>
                   <w:txbxContent>
@@ -1731,7 +1729,7 @@
           <w:sz w:val="24"/>
           <w:szCs w:val="24"/>
         </w:rPr>
-        <w:t>{{ diagnostico_cid }}</w:t>
+        <w:t>{{ diagnosticos_texto_corrido }}</w:t>
       </w:r>
       <w:r>
         <w:rPr>
@@ -2027,7 +2025,7 @@
           </mc:Choice>
           <mc:Fallback>
             <w:pict>
-              <v:roundrect w14:anchorId="3E61283F" id="Retângulo: Cantos Arredondados 17" o:spid="_x0000_s1031" style="position:absolute;left:0;text-align:left;margin-left:0;margin-top:.95pt;width:448.2pt;height:46.65pt;z-index:251715584;visibility:visible;mso-wrap-style:square;mso-width-percent:0;mso-height-percent:0;mso-wrap-distance-left:9pt;mso-wrap-distance-top:0;mso-wrap-distance-right:9pt;mso-wrap-distance-bottom:0;mso-position-horizontal:left;mso-position-horizontal-relative:margin;mso-position-vertical:absolute;mso-position-vertical-relative:text;mso-width-percent:0;mso-height-percent:0;mso-width-relative:margin;mso-height-relative:margin;v-text-anchor:middle" arcsize="10923f" o:gfxdata="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" fillcolor="#c0bcbe" stroked="f" strokeweight="1pt">
+              <v:roundrect w14:anchorId="3E61283F" id="Retângulo: Cantos Arredondados 17" o:spid="_x0000_s1031" style="position:absolute;left:0;text-align:left;margin-left:0;margin-top:.95pt;width:448.2pt;height:46.65pt;z-index:251715584;visibility:visible;mso-wrap-style:square;mso-width-percent:0;mso-height-percent:0;mso-wrap-distance-left:9pt;mso-wrap-distance-top:0;mso-wrap-distance-right:9pt;mso-wrap-distance-bottom:0;mso-position-horizontal:left;mso-position-horizontal-relative:margin;mso-position-vertical:absolute;mso-position-vertical-relative:text;mso-width-percent:0;mso-height-percent:0;mso-width-relative:margin;mso-height-relative:margin;v-text-anchor:middle" arcsize="10923f" o:gfxdata="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" fillcolor="#c0bcbe" stroked="f" strokeweight="1pt">
                 <v:stroke joinstyle="miter"/>
                 <v:textbox>
                   <w:txbxContent>
@@ -2280,7 +2278,7 @@
           <w:sz w:val="24"/>
           <w:szCs w:val="24"/>
         </w:rPr>
-        <w:t>{{ diagnostico_cid }}</w:t>
+        <w:t>{{ diagnosticos_texto_corrido }}</w:t>
       </w:r>
       <w:r>
         <w:rPr>
@@ -2675,7 +2673,7 @@
           </mc:Choice>
           <mc:Fallback>
             <w:pict>
-              <v:roundrect w14:anchorId="34C4C7AD" id="Retângulo Arredondado 2" o:spid="_x0000_s1032" style="position:absolute;left:0;text-align:left;margin-left:401.1pt;margin-top:24.65pt;width:452.3pt;height:38.55pt;z-index:251717632;visibility:visible;mso-wrap-style:square;mso-width-percent:0;mso-height-percent:0;mso-wrap-distance-left:9pt;mso-wrap-distance-top:0;mso-wrap-distance-right:9pt;mso-wrap-distance-bottom:0;mso-position-horizontal:right;mso-position-horizontal-relative:margin;mso-position-vertical:absolute;mso-position-vertical-relative:text;mso-width-percent:0;mso-height-percent:0;mso-width-relative:margin;mso-height-relative:margin;v-text-anchor:middle" arcsize="10923f" o:gfxdata="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" fillcolor="#bebfc2" stroked="f" strokeweight="2pt">
+              <v:roundrect w14:anchorId="34C4C7AD" id="Retângulo Arredondado 2" o:spid="_x0000_s1032" style="position:absolute;left:0;text-align:left;margin-left:401.1pt;margin-top:24.65pt;width:452.3pt;height:38.55pt;z-index:251717632;visibility:visible;mso-wrap-style:square;mso-width-percent:0;mso-height-percent:0;mso-wrap-distance-left:9pt;mso-wrap-distance-top:0;mso-wrap-distance-right:9pt;mso-wrap-distance-bottom:0;mso-position-horizontal:right;mso-position-horizontal-relative:margin;mso-position-vertical:absolute;mso-position-vertical-relative:text;mso-width-percent:0;mso-height-percent:0;mso-width-relative:margin;mso-height-relative:margin;v-text-anchor:middle" arcsize="10923f" o:gfxdata="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" fillcolor="#bebfc2" stroked="f" strokeweight="2pt">
                 <v:textbox>
                   <w:txbxContent>
                     <w:p>
@@ -2850,7 +2848,7 @@
         <w:t xml:space="preserve"> é conclusivo ao atestar que a parte autora é portadora de </w:t>
       </w:r>
       <w:r>
-        <w:t>{{ diagnostico_cid }}</w:t>
+        <w:t>{{ diagnosticos_texto_corrido }}</w:t>
       </w:r>
       <w:r>
         <w:rPr>
@@ -3289,7 +3287,7 @@
           </mc:Choice>
           <mc:Fallback>
             <w:pict>
-              <v:roundrect w14:anchorId="7CF663BA" id="_x0000_s1033" style="position:absolute;left:0;text-align:left;margin-left:0;margin-top:16.6pt;width:323.5pt;height:32.4pt;z-index:251719680;visibility:visible;mso-wrap-style:square;mso-width-percent:0;mso-height-percent:0;mso-wrap-distance-left:9pt;mso-wrap-distance-top:0;mso-wrap-distance-right:9pt;mso-wrap-distance-bottom:0;mso-position-horizontal:center;mso-position-horizontal-relative:margin;mso-position-vertical:absolute;mso-position-vertical-relative:text;mso-width-percent:0;mso-height-percent:0;mso-width-relative:margin;mso-height-relative:margin;v-text-anchor:middle" arcsize="10923f" o:gfxdata="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" fillcolor="#bebfc2" stroked="f" strokeweight="2pt">
+              <v:roundrect w14:anchorId="7CF663BA" id="_x0000_s1033" style="position:absolute;left:0;text-align:left;margin-left:0;margin-top:16.6pt;width:323.5pt;height:32.4pt;z-index:251719680;visibility:visible;mso-wrap-style:square;mso-width-percent:0;mso-height-percent:0;mso-wrap-distance-left:9pt;mso-wrap-distance-top:0;mso-wrap-distance-right:9pt;mso-wrap-distance-bottom:0;mso-position-horizontal:center;mso-position-horizontal-relative:margin;mso-position-vertical:absolute;mso-position-vertical-relative:text;mso-width-percent:0;mso-height-percent:0;mso-width-relative:margin;mso-height-relative:margin;v-text-anchor:middle" arcsize="10923f" o:gfxdata="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" fillcolor="#bebfc2" stroked="f" strokeweight="2pt">
                 <v:textbox>
                   <w:txbxContent>
                     <w:p>
@@ -3786,7 +3784,7 @@
           </mc:Choice>
           <mc:Fallback>
             <w:pict>
-              <v:roundrect w14:anchorId="6EB7A1F4" id="_x0000_s1034" style="position:absolute;left:0;text-align:left;margin-left:0;margin-top:8.7pt;width:340pt;height:30.65pt;z-index:251721728;visibility:visible;mso-wrap-style:square;mso-width-percent:0;mso-height-percent:0;mso-wrap-distance-left:9pt;mso-wrap-distance-top:0;mso-wrap-distance-right:9pt;mso-wrap-distance-bottom:0;mso-position-horizontal:center;mso-position-horizontal-relative:page;mso-position-vertical:absolute;mso-position-vertical-relative:text;mso-width-percent:0;mso-height-percent:0;mso-width-relative:margin;mso-height-relative:margin;v-text-anchor:middle" arcsize="10923f" o:gfxdata="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" fillcolor="#bebfc2" stroked="f" strokeweight="2pt">
+              <v:roundrect w14:anchorId="6EB7A1F4" id="_x0000_s1034" style="position:absolute;left:0;text-align:left;margin-left:0;margin-top:8.7pt;width:340pt;height:30.65pt;z-index:251721728;visibility:visible;mso-wrap-style:square;mso-width-percent:0;mso-height-percent:0;mso-wrap-distance-left:9pt;mso-wrap-distance-top:0;mso-wrap-distance-right:9pt;mso-wrap-distance-bottom:0;mso-position-horizontal:center;mso-position-horizontal-relative:page;mso-position-vertical:absolute;mso-position-vertical-relative:text;mso-width-percent:0;mso-height-percent:0;mso-width-relative:margin;mso-height-relative:margin;v-text-anchor:middle" arcsize="10923f" o:gfxdata="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" fillcolor="#bebfc2" stroked="f" strokeweight="2pt">
                 <v:textbox>
                   <w:txbxContent>
                     <w:p>
@@ -4316,7 +4314,7 @@
           </mc:Choice>
           <mc:Fallback>
             <w:pict>
-              <v:roundrect w14:anchorId="6925031D" id="_x0000_s1035" style="position:absolute;left:0;text-align:left;margin-left:0;margin-top:3.7pt;width:340pt;height:30.65pt;z-index:251707392;visibility:visible;mso-wrap-style:square;mso-width-percent:0;mso-height-percent:0;mso-wrap-distance-left:9pt;mso-wrap-distance-top:0;mso-wrap-distance-right:9pt;mso-wrap-distance-bottom:0;mso-position-horizontal:center;mso-position-horizontal-relative:page;mso-position-vertical:absolute;mso-position-vertical-relative:text;mso-width-percent:0;mso-height-percent:0;mso-width-relative:margin;mso-height-relative:margin;v-text-anchor:middle" arcsize="10923f" o:gfxdata="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" fillcolor="#bebfc2" stroked="f" strokeweight="2pt">
+              <v:roundrect w14:anchorId="6925031D" id="_x0000_s1035" style="position:absolute;left:0;text-align:left;margin-left:0;margin-top:3.7pt;width:340pt;height:30.65pt;z-index:251707392;visibility:visible;mso-wrap-style:square;mso-width-percent:0;mso-height-percent:0;mso-wrap-distance-left:9pt;mso-wrap-distance-top:0;mso-wrap-distance-right:9pt;mso-wrap-distance-bottom:0;mso-position-horizontal:center;mso-position-horizontal-relative:page;mso-position-vertical:absolute;mso-position-vertical-relative:text;mso-width-percent:0;mso-height-percent:0;mso-width-relative:margin;mso-height-relative:margin;v-text-anchor:middle" arcsize="10923f" o:gfxdata="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" fillcolor="#bebfc2" stroked="f" strokeweight="2pt">
                 <v:textbox>
                   <w:txbxContent>
                     <w:p>
@@ -4516,7 +4514,7 @@
           </mc:Choice>
           <mc:Fallback>
             <w:pict>
-              <v:roundrect w14:anchorId="1EB8DAC5" id="Retângulo: Cantos Arredondados 7" o:spid="_x0000_s1036" style="position:absolute;margin-left:0;margin-top:12.3pt;width:335.4pt;height:30pt;z-index:251705344;visibility:visible;mso-wrap-style:square;mso-width-percent:0;mso-height-percent:0;mso-wrap-distance-left:9pt;mso-wrap-distance-top:0;mso-wrap-distance-right:9pt;mso-wrap-distance-bottom:0;mso-position-horizontal:center;mso-position-horizontal-relative:page;mso-position-vertical:absolute;mso-position-vertical-relative:text;mso-width-percent:0;mso-height-percent:0;mso-width-relative:margin;mso-height-relative:margin;v-text-anchor:middle" arcsize="10923f" o:gfxdata="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" fillcolor="#c0bcbe" stroked="f" strokeweight="1pt">
+              <v:roundrect w14:anchorId="1EB8DAC5" id="Retângulo: Cantos Arredondados 7" o:spid="_x0000_s1036" style="position:absolute;margin-left:0;margin-top:12.3pt;width:335.4pt;height:30pt;z-index:251705344;visibility:visible;mso-wrap-style:square;mso-width-percent:0;mso-height-percent:0;mso-wrap-distance-left:9pt;mso-wrap-distance-top:0;mso-wrap-distance-right:9pt;mso-wrap-distance-bottom:0;mso-position-horizontal:center;mso-position-horizontal-relative:page;mso-position-vertical:absolute;mso-position-vertical-relative:text;mso-width-percent:0;mso-height-percent:0;mso-width-relative:margin;mso-height-relative:margin;v-text-anchor:middle" arcsize="10923f" o:gfxdata="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" fillcolor="#c0bcbe" stroked="f" strokeweight="1pt">
                 <v:stroke joinstyle="miter"/>
                 <v:textbox>
                   <w:txbxContent>
@@ -4746,38 +4744,49 @@
     <w:p>
       <w:pPr>
         <w:pStyle w:val="PargrafodaLista"/>
-        <w:numPr>
-          <w:ilvl w:val="0"/>
-          <w:numId w:val="20"/>
-        </w:numPr>
         <w:spacing w:before="7"/>
+        <w:ind w:left="1069"/>
         <w:rPr>
           <w:b/>
           <w:bCs/>
-          <w:i/>
-          <w:iCs/>
           <w:sz w:val="24"/>
           <w:szCs w:val="24"/>
           <w:u w:val="single"/>
         </w:rPr>
       </w:pPr>
-      <w:r>
-        <w:rPr>
-          <w:u w:val="single"/>
-        </w:rPr>
-        <w:t>{{ diagnostico_cid }}</w:t>
-      </w:r>
       <w:r>
         <w:rPr>
           <w:b/>
           <w:bCs/>
-          <w:i/>
-          <w:iCs/>
           <w:sz w:val="24"/>
           <w:szCs w:val="24"/>
           <w:u w:val="single"/>
         </w:rPr>
-        <w:t>.</w:t>
+        <w:t>{% for item in lista_diagnosticos %}{{ item }}</w:t>
+      </w:r>
+    </w:p>
+    <w:p>
+      <w:pPr>
+        <w:pStyle w:val="PargrafodaLista"/>
+        <w:spacing w:before="7"/>
+        <w:ind w:left="1069"/>
+        <w:rPr>
+          <w:b/>
+          <w:bCs/>
+          <w:sz w:val="24"/>
+          <w:szCs w:val="24"/>
+          <w:u w:val="single"/>
+        </w:rPr>
+      </w:pPr>
+      <w:r>
+        <w:rPr>
+          <w:b/>
+          <w:bCs/>
+          <w:sz w:val="24"/>
+          <w:szCs w:val="24"/>
+          <w:u w:val="single"/>
+        </w:rPr>
+        <w:t>{% endfor %}</w:t>
       </w:r>
     </w:p>
     <w:p>
@@ -5287,7 +5296,7 @@
           </mc:Choice>
           <mc:Fallback>
             <w:pict>
-              <v:roundrect w14:anchorId="732D4B67" id="Retângulo: Cantos Arredondados 14" o:spid="_x0000_s1037" style="position:absolute;left:0;text-align:left;margin-left:0;margin-top:17.9pt;width:335.4pt;height:30.65pt;z-index:251695104;visibility:visible;mso-wrap-style:square;mso-width-percent:0;mso-height-percent:0;mso-wrap-distance-left:9pt;mso-wrap-distance-top:0;mso-wrap-distance-right:9pt;mso-wrap-distance-bottom:0;mso-position-horizontal:center;mso-position-horizontal-relative:margin;mso-position-vertical:absolute;mso-position-vertical-relative:text;mso-width-percent:0;mso-height-percent:0;mso-width-relative:margin;mso-height-relative:margin;v-text-anchor:middle" arcsize="10923f" o:gfxdata="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" fillcolor="#c0bcbe" stroked="f" strokeweight="1pt">
+              <v:roundrect w14:anchorId="732D4B67" id="Retângulo: Cantos Arredondados 14" o:spid="_x0000_s1037" style="position:absolute;left:0;text-align:left;margin-left:0;margin-top:17.9pt;width:335.4pt;height:30.65pt;z-index:251695104;visibility:visible;mso-wrap-style:square;mso-width-percent:0;mso-height-percent:0;mso-wrap-distance-left:9pt;mso-wrap-distance-top:0;mso-wrap-distance-right:9pt;mso-wrap-distance-bottom:0;mso-position-horizontal:center;mso-position-horizontal-relative:margin;mso-position-vertical:absolute;mso-position-vertical-relative:text;mso-width-percent:0;mso-height-percent:0;mso-width-relative:margin;mso-height-relative:margin;v-text-anchor:middle" arcsize="10923f" o:gfxdata="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" fillcolor="#c0bcbe" stroked="f" strokeweight="1pt">
                 <v:stroke joinstyle="miter"/>
                 <v:textbox>
                   <w:txbxContent>
@@ -5535,7 +5544,7 @@
           </mc:Choice>
           <mc:Fallback>
             <w:pict>
-              <v:roundrect w14:anchorId="3E72F790" id="Retângulo: Cantos Arredondados 16" o:spid="_x0000_s1038" style="position:absolute;left:0;text-align:left;margin-left:0;margin-top:12.65pt;width:335.4pt;height:28.65pt;z-index:251697152;visibility:visible;mso-wrap-style:square;mso-width-percent:0;mso-height-percent:0;mso-wrap-distance-left:9pt;mso-wrap-distance-top:0;mso-wrap-distance-right:9pt;mso-wrap-distance-bottom:0;mso-position-horizontal:center;mso-position-horizontal-relative:margin;mso-position-vertical:absolute;mso-position-vertical-relative:text;mso-width-percent:0;mso-height-percent:0;mso-width-relative:margin;mso-height-relative:margin;v-text-anchor:middle" arcsize="10923f" o:gfxdata="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" fillcolor="#c0bcbe" stroked="f" strokeweight="1pt">
+              <v:roundrect w14:anchorId="3E72F790" id="Retângulo: Cantos Arredondados 16" o:spid="_x0000_s1038" style="position:absolute;left:0;text-align:left;margin-left:0;margin-top:12.65pt;width:335.4pt;height:28.65pt;z-index:251697152;visibility:visible;mso-wrap-style:square;mso-width-percent:0;mso-height-percent:0;mso-wrap-distance-left:9pt;mso-wrap-distance-top:0;mso-wrap-distance-right:9pt;mso-wrap-distance-bottom:0;mso-position-horizontal:center;mso-position-horizontal-relative:margin;mso-position-vertical:absolute;mso-position-vertical-relative:text;mso-width-percent:0;mso-height-percent:0;mso-width-relative:margin;mso-height-relative:margin;v-text-anchor:middle" arcsize="10923f" o:gfxdata="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" fillcolor="#c0bcbe" stroked="f" strokeweight="1pt">
                 <v:stroke joinstyle="miter"/>
                 <v:textbox>
                   <w:txbxContent>
@@ -5762,7 +5771,16 @@
           <w:szCs w:val="24"/>
           <w:lang w:val="pt-BR"/>
         </w:rPr>
-        <w:t>_laudo</w:t>
+        <w:t>_</w:t>
+      </w:r>
+      <w:proofErr w:type="gramStart"/>
+      <w:r>
+        <w:rPr>
+          <w:sz w:val="24"/>
+          <w:szCs w:val="24"/>
+          <w:lang w:val="pt-BR"/>
+        </w:rPr>
+        <w:t>laudo</w:t>
       </w:r>
       <w:proofErr w:type="spellEnd"/>
       <w:r>
@@ -5771,7 +5789,16 @@
           <w:szCs w:val="24"/>
           <w:lang w:val="pt-BR"/>
         </w:rPr>
-        <w:t xml:space="preserve"> }}</w:t>
+        <w:t xml:space="preserve"> }</w:t>
+      </w:r>
+      <w:proofErr w:type="gramEnd"/>
+      <w:r>
+        <w:rPr>
+          <w:sz w:val="24"/>
+          <w:szCs w:val="24"/>
+          <w:lang w:val="pt-BR"/>
+        </w:rPr>
+        <w:t>}</w:t>
       </w:r>
     </w:p>
     <w:p>
@@ -5872,7 +5899,7 @@
           </mc:Choice>
           <mc:Fallback>
             <w:pict>
-              <v:roundrect w14:anchorId="690468CF" id="Retângulo: Cantos Arredondados 20" o:spid="_x0000_s1039" style="position:absolute;left:0;text-align:left;margin-left:0;margin-top:25.6pt;width:335.4pt;height:30.65pt;z-index:251699200;visibility:visible;mso-wrap-style:square;mso-width-percent:0;mso-height-percent:0;mso-wrap-distance-left:9pt;mso-wrap-distance-top:0;mso-wrap-distance-right:9pt;mso-wrap-distance-bottom:0;mso-position-horizontal:center;mso-position-horizontal-relative:margin;mso-position-vertical:absolute;mso-position-vertical-relative:text;mso-width-percent:0;mso-height-percent:0;mso-width-relative:margin;mso-height-relative:margin;v-text-anchor:middle" arcsize="10923f" o:gfxdata="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" fillcolor="#c0bcbe" stroked="f" strokeweight="1pt">
+              <v:roundrect w14:anchorId="690468CF" id="Retângulo: Cantos Arredondados 20" o:spid="_x0000_s1039" style="position:absolute;left:0;text-align:left;margin-left:0;margin-top:25.6pt;width:335.4pt;height:30.65pt;z-index:251699200;visibility:visible;mso-wrap-style:square;mso-width-percent:0;mso-height-percent:0;mso-wrap-distance-left:9pt;mso-wrap-distance-top:0;mso-wrap-distance-right:9pt;mso-wrap-distance-bottom:0;mso-position-horizontal:center;mso-position-horizontal-relative:margin;mso-position-vertical:absolute;mso-position-vertical-relative:text;mso-width-percent:0;mso-height-percent:0;mso-width-relative:margin;mso-height-relative:margin;v-text-anchor:middle" arcsize="10923f" o:gfxdata="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" fillcolor="#c0bcbe" stroked="f" strokeweight="1pt">
                 <v:stroke joinstyle="miter"/>
                 <v:textbox>
                   <w:txbxContent>
@@ -6139,7 +6166,7 @@
           </mc:Choice>
           <mc:Fallback>
             <w:pict>
-              <v:roundrect w14:anchorId="4B3B3A59" id="Retângulo: Cantos Arredondados 21" o:spid="_x0000_s1040" style="position:absolute;left:0;text-align:left;margin-left:-31.35pt;margin-top:4.4pt;width:497.25pt;height:39.75pt;z-index:251701248;visibility:visible;mso-wrap-style:square;mso-width-percent:0;mso-height-percent:0;mso-wrap-distance-left:9pt;mso-wrap-distance-top:0;mso-wrap-distance-right:9pt;mso-wrap-distance-bottom:0;mso-position-horizontal:absolute;mso-position-horizontal-relative:margin;mso-position-vertical:absolute;mso-position-vertical-relative:text;mso-width-percent:0;mso-height-percent:0;mso-width-relative:margin;mso-height-relative:margin;v-text-anchor:middle" arcsize="10923f" o:gfxdata="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" fillcolor="#c0bcbe" stroked="f" strokeweight="1pt">
+              <v:roundrect w14:anchorId="4B3B3A59" id="Retângulo: Cantos Arredondados 21" o:spid="_x0000_s1040" style="position:absolute;left:0;text-align:left;margin-left:-31.35pt;margin-top:4.4pt;width:497.25pt;height:39.75pt;z-index:251701248;visibility:visible;mso-wrap-style:square;mso-width-percent:0;mso-height-percent:0;mso-wrap-distance-left:9pt;mso-wrap-distance-top:0;mso-wrap-distance-right:9pt;mso-wrap-distance-bottom:0;mso-position-horizontal:absolute;mso-position-horizontal-relative:margin;mso-position-vertical:absolute;mso-position-vertical-relative:text;mso-width-percent:0;mso-height-percent:0;mso-width-relative:margin;mso-height-relative:margin;v-text-anchor:middle" arcsize="10923f" o:gfxdata="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" fillcolor="#c0bcbe" stroked="f" strokeweight="1pt">
                 <v:stroke joinstyle="miter"/>
                 <v:textbox>
                   <w:txbxContent>
@@ -6259,8 +6286,6 @@
         </w:rPr>
         <w:t>O núcleo familiar é composto por {{ descricao_grupo_familiar }} pessoas, a sua moradia é modesta e não atende às suas necessidades, possui poucos móveis, somente o necessário e não há luxuosidade.</w:t>
       </w:r>
-      <w:bookmarkStart w:id="2" w:name="_GoBack"/>
-      <w:bookmarkEnd w:id="2"/>
     </w:p>
     <w:p>
       <w:pPr>
@@ -6556,7 +6581,7 @@
           </mc:Choice>
           <mc:Fallback>
             <w:pict>
-              <v:roundrect w14:anchorId="0E722753" id="Retângulo: Cantos Arredondados 12" o:spid="_x0000_s1041" style="position:absolute;left:0;text-align:left;margin-left:0;margin-top:19.85pt;width:335.4pt;height:30.65pt;z-index:251691008;visibility:visible;mso-wrap-style:square;mso-width-percent:0;mso-height-percent:0;mso-wrap-distance-left:9pt;mso-wrap-distance-top:0;mso-wrap-distance-right:9pt;mso-wrap-distance-bottom:0;mso-position-horizontal:center;mso-position-horizontal-relative:margin;mso-position-vertical:absolute;mso-position-vertical-relative:text;mso-width-percent:0;mso-height-percent:0;mso-width-relative:margin;mso-height-relative:margin;v-text-anchor:middle" arcsize="10923f" o:gfxdata="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" fillcolor="#c0bcbe" stroked="f" strokeweight="1pt">
+              <v:roundrect w14:anchorId="0E722753" id="Retângulo: Cantos Arredondados 12" o:spid="_x0000_s1041" style="position:absolute;left:0;text-align:left;margin-left:0;margin-top:19.85pt;width:335.4pt;height:30.65pt;z-index:251691008;visibility:visible;mso-wrap-style:square;mso-width-percent:0;mso-height-percent:0;mso-wrap-distance-left:9pt;mso-wrap-distance-top:0;mso-wrap-distance-right:9pt;mso-wrap-distance-bottom:0;mso-position-horizontal:center;mso-position-horizontal-relative:margin;mso-position-vertical:absolute;mso-position-vertical-relative:text;mso-width-percent:0;mso-height-percent:0;mso-width-relative:margin;mso-height-relative:margin;v-text-anchor:middle" arcsize="10923f" o:gfxdata="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" fillcolor="#c0bcbe" stroked="f" strokeweight="1pt">
                 <v:stroke joinstyle="miter"/>
                 <v:textbox>
                   <w:txbxContent>
@@ -7012,7 +7037,7 @@
           <w:sz w:val="24"/>
           <w:szCs w:val="24"/>
         </w:rPr>
-        <w:t>6 de agosto de 2026</w:t>
+        <w:t>18 de agosto de 2026</w:t>
       </w:r>
       <w:r>
         <w:rPr>
@@ -7142,7 +7167,7 @@
 </file>
 
 <file path=word/endnotes.xml><?xml version="1.0" encoding="utf-8"?>
-<w:endnotes xmlns:wpc="http://schemas.microsoft.com/office/word/2010/wordprocessingCanvas" xmlns:cx="http://schemas.microsoft.com/office/drawing/2014/chartex" xmlns:cx1="http://schemas.microsoft.com/office/drawing/2015/9/8/chartex" xmlns:cx2="http://schemas.microsoft.com/office/drawing/2015/10/21/chartex" xmlns:cx3="http://schemas.microsoft.com/office/drawing/2016/5/9/chartex" xmlns:cx4="http://schemas.microsoft.com/office/drawing/2016/5/10/chartex" xmlns:cx5="http://schemas.microsoft.com/office/drawing/2016/5/11/chartex" xmlns:cx6="http://schemas.microsoft.com/office/drawing/2016/5/12/chartex" xmlns:cx7="http://schemas.microsoft.com/office/drawing/2016/5/13/chartex" xmlns:cx8="http://schemas.microsoft.com/office/drawing/2016/5/14/chartex" xmlns:mc="http://schemas.openxmlformats.org/markup-compatibility/2006" xmlns:aink="http://schemas.microsoft.com/office/drawing/2016/ink" xmlns:am3d="http://schemas.microsoft.com/office/drawing/2017/model3d" xmlns:o="urn:schemas-microsoft-com:office:office" xmlns:r="http://schemas.openxmlformats.org/officeDocument/2006/relationships" xmlns:m="http://schemas.openxmlformats.org/officeDocument/2006/math" xmlns:v="urn:schemas-microsoft-com:vml" xmlns:wp14="http://schemas.microsoft.com/office/word/2010/wordprocessingDrawing" xmlns:wp="http://schemas.openxmlformats.org/drawingml/2006/wordprocessingDrawing" xmlns:w10="urn:schemas-microsoft-com:office:word" xmlns:w="http://schemas.openxmlformats.org/wordprocessingml/2006/main" xmlns:w14="http://schemas.microsoft.com/office/word/2010/wordml" xmlns:w15="http://schemas.microsoft.com/office/word/2012/wordml" xmlns:w16cex="http://schemas.microsoft.com/office/word/2018/wordml/cex" xmlns:w16cid="http://schemas.microsoft.com/office/word/2016/wordml/cid" xmlns:w16="http://schemas.microsoft.com/office/word/2018/wordml" xmlns:w16se="http://schemas.microsoft.com/office/word/2015/wordml/symex" xmlns:wpg="http://schemas.microsoft.com/office/word/2010/wordprocessingGroup" xmlns:wpi="http://schemas.microsoft.com/office/word/2010/wordprocessingInk" xmlns:wne="http://schemas.microsoft.com/office/word/2006/wordml" xmlns:wps="http://schemas.microsoft.com/office/word/2010/wordprocessingShape" mc:Ignorable="w14 w15 w16se w16cid w16 w16cex wp14">
+<w:endnotes xmlns:wpc="http://schemas.microsoft.com/office/word/2010/wordprocessingCanvas" xmlns:cx="http://schemas.microsoft.com/office/drawing/2014/chartex" xmlns:cx1="http://schemas.microsoft.com/office/drawing/2015/9/8/chartex" xmlns:cx2="http://schemas.microsoft.com/office/drawing/2015/10/21/chartex" xmlns:cx3="http://schemas.microsoft.com/office/drawing/2016/5/9/chartex" xmlns:cx4="http://schemas.microsoft.com/office/drawing/2016/5/10/chartex" xmlns:cx5="http://schemas.microsoft.com/office/drawing/2016/5/11/chartex" xmlns:cx6="http://schemas.microsoft.com/office/drawing/2016/5/12/chartex" xmlns:cx7="http://schemas.microsoft.com/office/drawing/2016/5/13/chartex" xmlns:cx8="http://schemas.microsoft.com/office/drawing/2016/5/14/chartex" xmlns:mc="http://schemas.openxmlformats.org/markup-compatibility/2006" xmlns:aink="http://schemas.microsoft.com/office/drawing/2016/ink" xmlns:am3d="http://schemas.microsoft.com/office/drawing/2017/model3d" xmlns:o="urn:schemas-microsoft-com:office:office" xmlns:oel="http://schemas.microsoft.com/office/2019/extlst" xmlns:r="http://schemas.openxmlformats.org/officeDocument/2006/relationships" xmlns:m="http://schemas.openxmlformats.org/officeDocument/2006/math" xmlns:v="urn:schemas-microsoft-com:vml" xmlns:wp14="http://schemas.microsoft.com/office/word/2010/wordprocessingDrawing" xmlns:wp="http://schemas.openxmlformats.org/drawingml/2006/wordprocessingDrawing" xmlns:w10="urn:schemas-microsoft-com:office:word" xmlns:w="http://schemas.openxmlformats.org/wordprocessingml/2006/main" xmlns:w14="http://schemas.microsoft.com/office/word/2010/wordml" xmlns:w15="http://schemas.microsoft.com/office/word/2012/wordml" xmlns:w16cex="http://schemas.microsoft.com/office/word/2018/wordml/cex" xmlns:w16cid="http://schemas.microsoft.com/office/word/2016/wordml/cid" xmlns:w16="http://schemas.microsoft.com/office/word/2018/wordml" xmlns:w16du="http://schemas.microsoft.com/office/word/2023/wordml/word16du" xmlns:w16sdtdh="http://schemas.microsoft.com/office/word/2020/wordml/sdtdatahash" xmlns:w16sdtfl="http://schemas.microsoft.com/office/word/2024/wordml/sdtformatlock" xmlns:w16se="http://schemas.microsoft.com/office/word/2015/wordml/symex" xmlns:wpg="http://schemas.microsoft.com/office/word/2010/wordprocessingGroup" xmlns:wpi="http://schemas.microsoft.com/office/word/2010/wordprocessingInk" xmlns:wne="http://schemas.microsoft.com/office/word/2006/wordml" xmlns:wps="http://schemas.microsoft.com/office/word/2010/wordprocessingShape" mc:Ignorable="w14 w15 w16se w16cid w16 w16cex w16sdtdh w16sdtfl w16du wp14">
   <w:endnote w:type="separator" w:id="-1">
     <w:p>
       <w:r>
@@ -7161,7 +7186,7 @@
 </file>
 
 <file path=word/footer1.xml><?xml version="1.0" encoding="utf-8"?>
-<w:ftr xmlns:wpc="http://schemas.microsoft.com/office/word/2010/wordprocessingCanvas" xmlns:cx="http://schemas.microsoft.com/office/drawing/2014/chartex" xmlns:cx1="http://schemas.microsoft.com/office/drawing/2015/9/8/chartex" xmlns:cx2="http://schemas.microsoft.com/office/drawing/2015/10/21/chartex" xmlns:cx3="http://schemas.microsoft.com/office/drawing/2016/5/9/chartex" xmlns:cx4="http://schemas.microsoft.com/office/drawing/2016/5/10/chartex" xmlns:cx5="http://schemas.microsoft.com/office/drawing/2016/5/11/chartex" xmlns:cx6="http://schemas.microsoft.com/office/drawing/2016/5/12/chartex" xmlns:cx7="http://schemas.microsoft.com/office/drawing/2016/5/13/chartex" xmlns:cx8="http://schemas.microsoft.com/office/drawing/2016/5/14/chartex" xmlns:mc="http://schemas.openxmlformats.org/markup-compatibility/2006" xmlns:aink="http://schemas.microsoft.com/office/drawing/2016/ink" xmlns:am3d="http://schemas.microsoft.com/office/drawing/2017/model3d" xmlns:o="urn:schemas-microsoft-com:office:office" xmlns:r="http://schemas.openxmlformats.org/officeDocument/2006/relationships" xmlns:m="http://schemas.openxmlformats.org/officeDocument/2006/math" xmlns:v="urn:schemas-microsoft-com:vml" xmlns:wp14="http://schemas.microsoft.com/office/word/2010/wordprocessingDrawing" xmlns:wp="http://schemas.openxmlformats.org/drawingml/2006/wordprocessingDrawing" xmlns:w10="urn:schemas-microsoft-com:office:word" xmlns:w="http://schemas.openxmlformats.org/wordprocessingml/2006/main" xmlns:w14="http://schemas.microsoft.com/office/word/2010/wordml" xmlns:w15="http://schemas.microsoft.com/office/word/2012/wordml" xmlns:w16cex="http://schemas.microsoft.com/office/word/2018/wordml/cex" xmlns:w16cid="http://schemas.microsoft.com/office/word/2016/wordml/cid" xmlns:w16="http://schemas.microsoft.com/office/word/2018/wordml" xmlns:w16se="http://schemas.microsoft.com/office/word/2015/wordml/symex" xmlns:wpg="http://schemas.microsoft.com/office/word/2010/wordprocessingGroup" xmlns:wpi="http://schemas.microsoft.com/office/word/2010/wordprocessingInk" xmlns:wne="http://schemas.microsoft.com/office/word/2006/wordml" xmlns:wps="http://schemas.microsoft.com/office/word/2010/wordprocessingShape" mc:Ignorable="w14 w15 w16se w16cid w16 w16cex wp14">
+<w:ftr xmlns:wpc="http://schemas.microsoft.com/office/word/2010/wordprocessingCanvas" xmlns:cx="http://schemas.microsoft.com/office/drawing/2014/chartex" xmlns:cx1="http://schemas.microsoft.com/office/drawing/2015/9/8/chartex" xmlns:cx2="http://schemas.microsoft.com/office/drawing/2015/10/21/chartex" xmlns:cx3="http://schemas.microsoft.com/office/drawing/2016/5/9/chartex" xmlns:cx4="http://schemas.microsoft.com/office/drawing/2016/5/10/chartex" xmlns:cx5="http://schemas.microsoft.com/office/drawing/2016/5/11/chartex" xmlns:cx6="http://schemas.microsoft.com/office/drawing/2016/5/12/chartex" xmlns:cx7="http://schemas.microsoft.com/office/drawing/2016/5/13/chartex" xmlns:cx8="http://schemas.microsoft.com/office/drawing/2016/5/14/chartex" xmlns:mc="http://schemas.openxmlformats.org/markup-compatibility/2006" xmlns:aink="http://schemas.microsoft.com/office/drawing/2016/ink" xmlns:am3d="http://schemas.microsoft.com/office/drawing/2017/model3d" xmlns:o="urn:schemas-microsoft-com:office:office" xmlns:oel="http://schemas.microsoft.com/office/2019/extlst" xmlns:r="http://schemas.openxmlformats.org/officeDocument/2006/relationships" xmlns:m="http://schemas.openxmlformats.org/officeDocument/2006/math" xmlns:v="urn:schemas-microsoft-com:vml" xmlns:wp14="http://schemas.microsoft.com/office/word/2010/wordprocessingDrawing" xmlns:wp="http://schemas.openxmlformats.org/drawingml/2006/wordprocessingDrawing" xmlns:w10="urn:schemas-microsoft-com:office:word" xmlns:w="http://schemas.openxmlformats.org/wordprocessingml/2006/main" xmlns:w14="http://schemas.microsoft.com/office/word/2010/wordml" xmlns:w15="http://schemas.microsoft.com/office/word/2012/wordml" xmlns:w16cex="http://schemas.microsoft.com/office/word/2018/wordml/cex" xmlns:w16cid="http://schemas.microsoft.com/office/word/2016/wordml/cid" xmlns:w16="http://schemas.microsoft.com/office/word/2018/wordml" xmlns:w16du="http://schemas.microsoft.com/office/word/2023/wordml/word16du" xmlns:w16sdtdh="http://schemas.microsoft.com/office/word/2020/wordml/sdtdatahash" xmlns:w16sdtfl="http://schemas.microsoft.com/office/word/2024/wordml/sdtformatlock" xmlns:w16se="http://schemas.microsoft.com/office/word/2015/wordml/symex" xmlns:wpg="http://schemas.microsoft.com/office/word/2010/wordprocessingGroup" xmlns:wpi="http://schemas.microsoft.com/office/word/2010/wordprocessingInk" xmlns:wne="http://schemas.microsoft.com/office/word/2006/wordml" xmlns:wps="http://schemas.microsoft.com/office/word/2010/wordprocessingShape" mc:Ignorable="w14 w15 w16se w16cid w16 w16cex w16sdtdh w16sdtfl w16du wp14">
   <w:p>
     <w:pPr>
       <w:pStyle w:val="Corpodetexto"/>
@@ -7259,7 +7284,7 @@
             </wp:anchor>
           </w:drawing>
         </mc:Choice>
-        <mc:Fallback xmlns:w16sdtfl="http://schemas.microsoft.com/office/word/2024/wordml/sdtformatlock" xmlns:w16sdtdh="http://schemas.microsoft.com/office/word/2020/wordml/sdtdatahash" xmlns:w16du="http://schemas.microsoft.com/office/word/2023/wordml/word16du" xmlns:oel="http://schemas.microsoft.com/office/2019/extlst">
+        <mc:Fallback>
           <w:pict>
             <v:shape w14:anchorId="3BCF6105" id="Forma Livre: Forma 13" o:spid="_x0000_s1026" style="position:absolute;margin-left:97.1pt;margin-top:24.7pt;width:370.9pt;height:.1pt;z-index:-251653120;visibility:visible;mso-wrap-style:square;mso-width-percent:0;mso-height-percent:0;mso-wrap-distance-left:0;mso-wrap-distance-top:0;mso-wrap-distance-right:0;mso-wrap-distance-bottom:0;mso-position-horizontal:absolute;mso-position-horizontal-relative:page;mso-position-vertical:absolute;mso-position-vertical-relative:text;mso-width-percent:0;mso-height-percent:0;mso-width-relative:page;mso-height-relative:page;v-text-anchor:top" coordsize="4710430,1270" o:gfxdata="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" path="m,l4709804,e" filled="f" strokeweight=".40283mm">
               <v:path arrowok="t" o:connecttype="custom" o:connectlocs="0,0;4709804,0" o:connectangles="0,0"/>
@@ -7529,8 +7554,8 @@
 </file>
 
 <file path=word/footer2.xml><?xml version="1.0" encoding="utf-8"?>
-<w:ftr xmlns:wpc="http://schemas.microsoft.com/office/word/2010/wordprocessingCanvas" xmlns:cx="http://schemas.microsoft.com/office/drawing/2014/chartex" xmlns:cx1="http://schemas.microsoft.com/office/drawing/2015/9/8/chartex" xmlns:cx2="http://schemas.microsoft.com/office/drawing/2015/10/21/chartex" xmlns:cx3="http://schemas.microsoft.com/office/drawing/2016/5/9/chartex" xmlns:cx4="http://schemas.microsoft.com/office/drawing/2016/5/10/chartex" xmlns:cx5="http://schemas.microsoft.com/office/drawing/2016/5/11/chartex" xmlns:cx6="http://schemas.microsoft.com/office/drawing/2016/5/12/chartex" xmlns:cx7="http://schemas.microsoft.com/office/drawing/2016/5/13/chartex" xmlns:cx8="http://schemas.microsoft.com/office/drawing/2016/5/14/chartex" xmlns:mc="http://schemas.openxmlformats.org/markup-compatibility/2006" xmlns:aink="http://schemas.microsoft.com/office/drawing/2016/ink" xmlns:am3d="http://schemas.microsoft.com/office/drawing/2017/model3d" xmlns:o="urn:schemas-microsoft-com:office:office" xmlns:r="http://schemas.openxmlformats.org/officeDocument/2006/relationships" xmlns:m="http://schemas.openxmlformats.org/officeDocument/2006/math" xmlns:v="urn:schemas-microsoft-com:vml" xmlns:wp14="http://schemas.microsoft.com/office/word/2010/wordprocessingDrawing" xmlns:wp="http://schemas.openxmlformats.org/drawingml/2006/wordprocessingDrawing" xmlns:w10="urn:schemas-microsoft-com:office:word" xmlns:w="http://schemas.openxmlformats.org/wordprocessingml/2006/main" xmlns:w14="http://schemas.microsoft.com/office/word/2010/wordml" xmlns:w15="http://schemas.microsoft.com/office/word/2012/wordml" xmlns:w16cex="http://schemas.microsoft.com/office/word/2018/wordml/cex" xmlns:w16cid="http://schemas.microsoft.com/office/word/2016/wordml/cid" xmlns:w16="http://schemas.microsoft.com/office/word/2018/wordml" xmlns:w16se="http://schemas.microsoft.com/office/word/2015/wordml/symex" xmlns:wpg="http://schemas.microsoft.com/office/word/2010/wordprocessingGroup" xmlns:wpi="http://schemas.microsoft.com/office/word/2010/wordprocessingInk" xmlns:wne="http://schemas.microsoft.com/office/word/2006/wordml" xmlns:wps="http://schemas.microsoft.com/office/word/2010/wordprocessingShape" mc:Ignorable="w14 w15 w16se w16cid w16 w16cex wp14">
-  <w:bookmarkStart w:id="3" w:name="_Hlk191116999"/>
+<w:ftr xmlns:wpc="http://schemas.microsoft.com/office/word/2010/wordprocessingCanvas" xmlns:cx="http://schemas.microsoft.com/office/drawing/2014/chartex" xmlns:cx1="http://schemas.microsoft.com/office/drawing/2015/9/8/chartex" xmlns:cx2="http://schemas.microsoft.com/office/drawing/2015/10/21/chartex" xmlns:cx3="http://schemas.microsoft.com/office/drawing/2016/5/9/chartex" xmlns:cx4="http://schemas.microsoft.com/office/drawing/2016/5/10/chartex" xmlns:cx5="http://schemas.microsoft.com/office/drawing/2016/5/11/chartex" xmlns:cx6="http://schemas.microsoft.com/office/drawing/2016/5/12/chartex" xmlns:cx7="http://schemas.microsoft.com/office/drawing/2016/5/13/chartex" xmlns:cx8="http://schemas.microsoft.com/office/drawing/2016/5/14/chartex" xmlns:mc="http://schemas.openxmlformats.org/markup-compatibility/2006" xmlns:aink="http://schemas.microsoft.com/office/drawing/2016/ink" xmlns:am3d="http://schemas.microsoft.com/office/drawing/2017/model3d" xmlns:o="urn:schemas-microsoft-com:office:office" xmlns:oel="http://schemas.microsoft.com/office/2019/extlst" xmlns:r="http://schemas.openxmlformats.org/officeDocument/2006/relationships" xmlns:m="http://schemas.openxmlformats.org/officeDocument/2006/math" xmlns:v="urn:schemas-microsoft-com:vml" xmlns:wp14="http://schemas.microsoft.com/office/word/2010/wordprocessingDrawing" xmlns:wp="http://schemas.openxmlformats.org/drawingml/2006/wordprocessingDrawing" xmlns:w10="urn:schemas-microsoft-com:office:word" xmlns:w="http://schemas.openxmlformats.org/wordprocessingml/2006/main" xmlns:w14="http://schemas.microsoft.com/office/word/2010/wordml" xmlns:w15="http://schemas.microsoft.com/office/word/2012/wordml" xmlns:w16cex="http://schemas.microsoft.com/office/word/2018/wordml/cex" xmlns:w16cid="http://schemas.microsoft.com/office/word/2016/wordml/cid" xmlns:w16="http://schemas.microsoft.com/office/word/2018/wordml" xmlns:w16du="http://schemas.microsoft.com/office/word/2023/wordml/word16du" xmlns:w16sdtdh="http://schemas.microsoft.com/office/word/2020/wordml/sdtdatahash" xmlns:w16sdtfl="http://schemas.microsoft.com/office/word/2024/wordml/sdtformatlock" xmlns:w16se="http://schemas.microsoft.com/office/word/2015/wordml/symex" xmlns:wpg="http://schemas.microsoft.com/office/word/2010/wordprocessingGroup" xmlns:wpi="http://schemas.microsoft.com/office/word/2010/wordprocessingInk" xmlns:wne="http://schemas.microsoft.com/office/word/2006/wordml" xmlns:wps="http://schemas.microsoft.com/office/word/2010/wordprocessingShape" mc:Ignorable="w14 w15 w16se w16cid w16 w16cex w16sdtdh w16sdtfl w16du wp14">
+  <w:bookmarkStart w:id="2" w:name="_Hlk191116999"/>
   <w:p>
     <w:pPr>
       <w:pStyle w:val="Corpodetexto"/>
@@ -7628,7 +7653,7 @@
             </wp:anchor>
           </w:drawing>
         </mc:Choice>
-        <mc:Fallback xmlns:w16sdtfl="http://schemas.microsoft.com/office/word/2024/wordml/sdtformatlock" xmlns:w16sdtdh="http://schemas.microsoft.com/office/word/2020/wordml/sdtdatahash" xmlns:w16du="http://schemas.microsoft.com/office/word/2023/wordml/word16du" xmlns:oel="http://schemas.microsoft.com/office/2019/extlst">
+        <mc:Fallback>
           <w:pict>
             <v:shape w14:anchorId="734A0437" id="Forma Livre: Forma 3" o:spid="_x0000_s1026" style="position:absolute;margin-left:97.1pt;margin-top:24.7pt;width:370.9pt;height:.1pt;z-index:-251655168;visibility:visible;mso-wrap-style:square;mso-width-percent:0;mso-height-percent:0;mso-wrap-distance-left:0;mso-wrap-distance-top:0;mso-wrap-distance-right:0;mso-wrap-distance-bottom:0;mso-position-horizontal:absolute;mso-position-horizontal-relative:page;mso-position-vertical:absolute;mso-position-vertical-relative:text;mso-width-percent:0;mso-height-percent:0;mso-width-relative:page;mso-height-relative:page;v-text-anchor:top" coordsize="4710430,1270" o:gfxdata="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" path="m,l4709804,e" filled="f" strokeweight=".40283mm">
               <v:path arrowok="t" o:connecttype="custom" o:connectlocs="0,0;4709804,0" o:connectangles="0,0"/>
@@ -7889,7 +7914,7 @@
       </w:r>
     </w:hyperlink>
   </w:p>
-  <w:bookmarkEnd w:id="3"/>
+  <w:bookmarkEnd w:id="2"/>
   <w:p>
     <w:pPr>
       <w:pStyle w:val="Rodap"/>
@@ -7899,7 +7924,7 @@
 </file>
 
 <file path=word/footnotes.xml><?xml version="1.0" encoding="utf-8"?>
-<w:footnotes xmlns:wpc="http://schemas.microsoft.com/office/word/2010/wordprocessingCanvas" xmlns:cx="http://schemas.microsoft.com/office/drawing/2014/chartex" xmlns:cx1="http://schemas.microsoft.com/office/drawing/2015/9/8/chartex" xmlns:cx2="http://schemas.microsoft.com/office/drawing/2015/10/21/chartex" xmlns:cx3="http://schemas.microsoft.com/office/drawing/2016/5/9/chartex" xmlns:cx4="http://schemas.microsoft.com/office/drawing/2016/5/10/chartex" xmlns:cx5="http://schemas.microsoft.com/office/drawing/2016/5/11/chartex" xmlns:cx6="http://schemas.microsoft.com/office/drawing/2016/5/12/chartex" xmlns:cx7="http://schemas.microsoft.com/office/drawing/2016/5/13/chartex" xmlns:cx8="http://schemas.microsoft.com/office/drawing/2016/5/14/chartex" xmlns:mc="http://schemas.openxmlformats.org/markup-compatibility/2006" xmlns:aink="http://schemas.microsoft.com/office/drawing/2016/ink" xmlns:am3d="http://schemas.microsoft.com/office/drawing/2017/model3d" xmlns:o="urn:schemas-microsoft-com:office:office" xmlns:r="http://schemas.openxmlformats.org/officeDocument/2006/relationships" xmlns:m="http://schemas.openxmlformats.org/officeDocument/2006/math" xmlns:v="urn:schemas-microsoft-com:vml" xmlns:wp14="http://schemas.microsoft.com/office/word/2010/wordprocessingDrawing" xmlns:wp="http://schemas.openxmlformats.org/drawingml/2006/wordprocessingDrawing" xmlns:w10="urn:schemas-microsoft-com:office:word" xmlns:w="http://schemas.openxmlformats.org/wordprocessingml/2006/main" xmlns:w14="http://schemas.microsoft.com/office/word/2010/wordml" xmlns:w15="http://schemas.microsoft.com/office/word/2012/wordml" xmlns:w16cex="http://schemas.microsoft.com/office/word/2018/wordml/cex" xmlns:w16cid="http://schemas.microsoft.com/office/word/2016/wordml/cid" xmlns:w16="http://schemas.microsoft.com/office/word/2018/wordml" xmlns:w16se="http://schemas.microsoft.com/office/word/2015/wordml/symex" xmlns:wpg="http://schemas.microsoft.com/office/word/2010/wordprocessingGroup" xmlns:wpi="http://schemas.microsoft.com/office/word/2010/wordprocessingInk" xmlns:wne="http://schemas.microsoft.com/office/word/2006/wordml" xmlns:wps="http://schemas.microsoft.com/office/word/2010/wordprocessingShape" mc:Ignorable="w14 w15 w16se w16cid w16 w16cex wp14">
+<w:footnotes xmlns:wpc="http://schemas.microsoft.com/office/word/2010/wordprocessingCanvas" xmlns:cx="http://schemas.microsoft.com/office/drawing/2014/chartex" xmlns:cx1="http://schemas.microsoft.com/office/drawing/2015/9/8/chartex" xmlns:cx2="http://schemas.microsoft.com/office/drawing/2015/10/21/chartex" xmlns:cx3="http://schemas.microsoft.com/office/drawing/2016/5/9/chartex" xmlns:cx4="http://schemas.microsoft.com/office/drawing/2016/5/10/chartex" xmlns:cx5="http://schemas.microsoft.com/office/drawing/2016/5/11/chartex" xmlns:cx6="http://schemas.microsoft.com/office/drawing/2016/5/12/chartex" xmlns:cx7="http://schemas.microsoft.com/office/drawing/2016/5/13/chartex" xmlns:cx8="http://schemas.microsoft.com/office/drawing/2016/5/14/chartex" xmlns:mc="http://schemas.openxmlformats.org/markup-compatibility/2006" xmlns:aink="http://schemas.microsoft.com/office/drawing/2016/ink" xmlns:am3d="http://schemas.microsoft.com/office/drawing/2017/model3d" xmlns:o="urn:schemas-microsoft-com:office:office" xmlns:oel="http://schemas.microsoft.com/office/2019/extlst" xmlns:r="http://schemas.openxmlformats.org/officeDocument/2006/relationships" xmlns:m="http://schemas.openxmlformats.org/officeDocument/2006/math" xmlns:v="urn:schemas-microsoft-com:vml" xmlns:wp14="http://schemas.microsoft.com/office/word/2010/wordprocessingDrawing" xmlns:wp="http://schemas.openxmlformats.org/drawingml/2006/wordprocessingDrawing" xmlns:w10="urn:schemas-microsoft-com:office:word" xmlns:w="http://schemas.openxmlformats.org/wordprocessingml/2006/main" xmlns:w14="http://schemas.microsoft.com/office/word/2010/wordml" xmlns:w15="http://schemas.microsoft.com/office/word/2012/wordml" xmlns:w16cex="http://schemas.microsoft.com/office/word/2018/wordml/cex" xmlns:w16cid="http://schemas.microsoft.com/office/word/2016/wordml/cid" xmlns:w16="http://schemas.microsoft.com/office/word/2018/wordml" xmlns:w16du="http://schemas.microsoft.com/office/word/2023/wordml/word16du" xmlns:w16sdtdh="http://schemas.microsoft.com/office/word/2020/wordml/sdtdatahash" xmlns:w16sdtfl="http://schemas.microsoft.com/office/word/2024/wordml/sdtformatlock" xmlns:w16se="http://schemas.microsoft.com/office/word/2015/wordml/symex" xmlns:wpg="http://schemas.microsoft.com/office/word/2010/wordprocessingGroup" xmlns:wpi="http://schemas.microsoft.com/office/word/2010/wordprocessingInk" xmlns:wne="http://schemas.microsoft.com/office/word/2006/wordml" xmlns:wps="http://schemas.microsoft.com/office/word/2010/wordprocessingShape" mc:Ignorable="w14 w15 w16se w16cid w16 w16cex w16sdtdh w16sdtfl w16du wp14">
   <w:footnote w:type="separator" w:id="-1">
     <w:p>
       <w:r>
@@ -7918,7 +7943,7 @@
 </file>
 
 <file path=word/header1.xml><?xml version="1.0" encoding="utf-8"?>
-<w:hdr xmlns:wpc="http://schemas.microsoft.com/office/word/2010/wordprocessingCanvas" xmlns:cx="http://schemas.microsoft.com/office/drawing/2014/chartex" xmlns:cx1="http://schemas.microsoft.com/office/drawing/2015/9/8/chartex" xmlns:cx2="http://schemas.microsoft.com/office/drawing/2015/10/21/chartex" xmlns:cx3="http://schemas.microsoft.com/office/drawing/2016/5/9/chartex" xmlns:cx4="http://schemas.microsoft.com/office/drawing/2016/5/10/chartex" xmlns:cx5="http://schemas.microsoft.com/office/drawing/2016/5/11/chartex" xmlns:cx6="http://schemas.microsoft.com/office/drawing/2016/5/12/chartex" xmlns:cx7="http://schemas.microsoft.com/office/drawing/2016/5/13/chartex" xmlns:cx8="http://schemas.microsoft.com/office/drawing/2016/5/14/chartex" xmlns:mc="http://schemas.openxmlformats.org/markup-compatibility/2006" xmlns:aink="http://schemas.microsoft.com/office/drawing/2016/ink" xmlns:am3d="http://schemas.microsoft.com/office/drawing/2017/model3d" xmlns:o="urn:schemas-microsoft-com:office:office" xmlns:r="http://schemas.openxmlformats.org/officeDocument/2006/relationships" xmlns:m="http://schemas.openxmlformats.org/officeDocument/2006/math" xmlns:v="urn:schemas-microsoft-com:vml" xmlns:wp14="http://schemas.microsoft.com/office/word/2010/wordprocessingDrawing" xmlns:wp="http://schemas.openxmlformats.org/drawingml/2006/wordprocessingDrawing" xmlns:w10="urn:schemas-microsoft-com:office:word" xmlns:w="http://schemas.openxmlformats.org/wordprocessingml/2006/main" xmlns:w14="http://schemas.microsoft.com/office/word/2010/wordml" xmlns:w15="http://schemas.microsoft.com/office/word/2012/wordml" xmlns:w16cex="http://schemas.microsoft.com/office/word/2018/wordml/cex" xmlns:w16cid="http://schemas.microsoft.com/office/word/2016/wordml/cid" xmlns:w16="http://schemas.microsoft.com/office/word/2018/wordml" xmlns:w16se="http://schemas.microsoft.com/office/word/2015/wordml/symex" xmlns:wpg="http://schemas.microsoft.com/office/word/2010/wordprocessingGroup" xmlns:wpi="http://schemas.microsoft.com/office/word/2010/wordprocessingInk" xmlns:wne="http://schemas.microsoft.com/office/word/2006/wordml" xmlns:wps="http://schemas.microsoft.com/office/word/2010/wordprocessingShape" mc:Ignorable="w14 w15 w16se w16cid w16 w16cex wp14">
+<w:hdr xmlns:wpc="http://schemas.microsoft.com/office/word/2010/wordprocessingCanvas" xmlns:cx="http://schemas.microsoft.com/office/drawing/2014/chartex" xmlns:cx1="http://schemas.microsoft.com/office/drawing/2015/9/8/chartex" xmlns:cx2="http://schemas.microsoft.com/office/drawing/2015/10/21/chartex" xmlns:cx3="http://schemas.microsoft.com/office/drawing/2016/5/9/chartex" xmlns:cx4="http://schemas.microsoft.com/office/drawing/2016/5/10/chartex" xmlns:cx5="http://schemas.microsoft.com/office/drawing/2016/5/11/chartex" xmlns:cx6="http://schemas.microsoft.com/office/drawing/2016/5/12/chartex" xmlns:cx7="http://schemas.microsoft.com/office/drawing/2016/5/13/chartex" xmlns:cx8="http://schemas.microsoft.com/office/drawing/2016/5/14/chartex" xmlns:mc="http://schemas.openxmlformats.org/markup-compatibility/2006" xmlns:aink="http://schemas.microsoft.com/office/drawing/2016/ink" xmlns:am3d="http://schemas.microsoft.com/office/drawing/2017/model3d" xmlns:o="urn:schemas-microsoft-com:office:office" xmlns:oel="http://schemas.microsoft.com/office/2019/extlst" xmlns:r="http://schemas.openxmlformats.org/officeDocument/2006/relationships" xmlns:m="http://schemas.openxmlformats.org/officeDocument/2006/math" xmlns:v="urn:schemas-microsoft-com:vml" xmlns:wp14="http://schemas.microsoft.com/office/word/2010/wordprocessingDrawing" xmlns:wp="http://schemas.openxmlformats.org/drawingml/2006/wordprocessingDrawing" xmlns:w10="urn:schemas-microsoft-com:office:word" xmlns:w="http://schemas.openxmlformats.org/wordprocessingml/2006/main" xmlns:w14="http://schemas.microsoft.com/office/word/2010/wordml" xmlns:w15="http://schemas.microsoft.com/office/word/2012/wordml" xmlns:w16cex="http://schemas.microsoft.com/office/word/2018/wordml/cex" xmlns:w16cid="http://schemas.microsoft.com/office/word/2016/wordml/cid" xmlns:w16="http://schemas.microsoft.com/office/word/2018/wordml" xmlns:w16du="http://schemas.microsoft.com/office/word/2023/wordml/word16du" xmlns:w16sdtdh="http://schemas.microsoft.com/office/word/2020/wordml/sdtdatahash" xmlns:w16sdtfl="http://schemas.microsoft.com/office/word/2024/wordml/sdtformatlock" xmlns:w16se="http://schemas.microsoft.com/office/word/2015/wordml/symex" xmlns:wpg="http://schemas.microsoft.com/office/word/2010/wordprocessingGroup" xmlns:wpi="http://schemas.microsoft.com/office/word/2010/wordprocessingInk" xmlns:wne="http://schemas.microsoft.com/office/word/2006/wordml" xmlns:wps="http://schemas.microsoft.com/office/word/2010/wordprocessingShape" mc:Ignorable="w14 w15 w16se w16cid w16 w16cex w16sdtdh w16sdtfl w16du wp14">
   <w:p>
     <w:pPr>
       <w:pStyle w:val="Corpodetexto"/>
@@ -7932,7 +7957,7 @@
 </file>
 
 <file path=word/header2.xml><?xml version="1.0" encoding="utf-8"?>
-<w:hdr xmlns:wpc="http://schemas.microsoft.com/office/word/2010/wordprocessingCanvas" xmlns:cx="http://schemas.microsoft.com/office/drawing/2014/chartex" xmlns:cx1="http://schemas.microsoft.com/office/drawing/2015/9/8/chartex" xmlns:cx2="http://schemas.microsoft.com/office/drawing/2015/10/21/chartex" xmlns:cx3="http://schemas.microsoft.com/office/drawing/2016/5/9/chartex" xmlns:cx4="http://schemas.microsoft.com/office/drawing/2016/5/10/chartex" xmlns:cx5="http://schemas.microsoft.com/office/drawing/2016/5/11/chartex" xmlns:cx6="http://schemas.microsoft.com/office/drawing/2016/5/12/chartex" xmlns:cx7="http://schemas.microsoft.com/office/drawing/2016/5/13/chartex" xmlns:cx8="http://schemas.microsoft.com/office/drawing/2016/5/14/chartex" xmlns:mc="http://schemas.openxmlformats.org/markup-compatibility/2006" xmlns:aink="http://schemas.microsoft.com/office/drawing/2016/ink" xmlns:am3d="http://schemas.microsoft.com/office/drawing/2017/model3d" xmlns:o="urn:schemas-microsoft-com:office:office" xmlns:r="http://schemas.openxmlformats.org/officeDocument/2006/relationships" xmlns:m="http://schemas.openxmlformats.org/officeDocument/2006/math" xmlns:v="urn:schemas-microsoft-com:vml" xmlns:wp14="http://schemas.microsoft.com/office/word/2010/wordprocessingDrawing" xmlns:wp="http://schemas.openxmlformats.org/drawingml/2006/wordprocessingDrawing" xmlns:w10="urn:schemas-microsoft-com:office:word" xmlns:w="http://schemas.openxmlformats.org/wordprocessingml/2006/main" xmlns:w14="http://schemas.microsoft.com/office/word/2010/wordml" xmlns:w15="http://schemas.microsoft.com/office/word/2012/wordml" xmlns:w16cex="http://schemas.microsoft.com/office/word/2018/wordml/cex" xmlns:w16cid="http://schemas.microsoft.com/office/word/2016/wordml/cid" xmlns:w16="http://schemas.microsoft.com/office/word/2018/wordml" xmlns:w16se="http://schemas.microsoft.com/office/word/2015/wordml/symex" xmlns:wpg="http://schemas.microsoft.com/office/word/2010/wordprocessingGroup" xmlns:wpi="http://schemas.microsoft.com/office/word/2010/wordprocessingInk" xmlns:wne="http://schemas.microsoft.com/office/word/2006/wordml" xmlns:wps="http://schemas.microsoft.com/office/word/2010/wordprocessingShape" mc:Ignorable="w14 w15 w16se w16cid w16 w16cex wp14">
+<w:hdr xmlns:wpc="http://schemas.microsoft.com/office/word/2010/wordprocessingCanvas" xmlns:cx="http://schemas.microsoft.com/office/drawing/2014/chartex" xmlns:cx1="http://schemas.microsoft.com/office/drawing/2015/9/8/chartex" xmlns:cx2="http://schemas.microsoft.com/office/drawing/2015/10/21/chartex" xmlns:cx3="http://schemas.microsoft.com/office/drawing/2016/5/9/chartex" xmlns:cx4="http://schemas.microsoft.com/office/drawing/2016/5/10/chartex" xmlns:cx5="http://schemas.microsoft.com/office/drawing/2016/5/11/chartex" xmlns:cx6="http://schemas.microsoft.com/office/drawing/2016/5/12/chartex" xmlns:cx7="http://schemas.microsoft.com/office/drawing/2016/5/13/chartex" xmlns:cx8="http://schemas.microsoft.com/office/drawing/2016/5/14/chartex" xmlns:mc="http://schemas.openxmlformats.org/markup-compatibility/2006" xmlns:aink="http://schemas.microsoft.com/office/drawing/2016/ink" xmlns:am3d="http://schemas.microsoft.com/office/drawing/2017/model3d" xmlns:o="urn:schemas-microsoft-com:office:office" xmlns:oel="http://schemas.microsoft.com/office/2019/extlst" xmlns:r="http://schemas.openxmlformats.org/officeDocument/2006/relationships" xmlns:m="http://schemas.openxmlformats.org/officeDocument/2006/math" xmlns:v="urn:schemas-microsoft-com:vml" xmlns:wp14="http://schemas.microsoft.com/office/word/2010/wordprocessingDrawing" xmlns:wp="http://schemas.openxmlformats.org/drawingml/2006/wordprocessingDrawing" xmlns:w10="urn:schemas-microsoft-com:office:word" xmlns:w="http://schemas.openxmlformats.org/wordprocessingml/2006/main" xmlns:w14="http://schemas.microsoft.com/office/word/2010/wordml" xmlns:w15="http://schemas.microsoft.com/office/word/2012/wordml" xmlns:w16cex="http://schemas.microsoft.com/office/word/2018/wordml/cex" xmlns:w16cid="http://schemas.microsoft.com/office/word/2016/wordml/cid" xmlns:w16="http://schemas.microsoft.com/office/word/2018/wordml" xmlns:w16du="http://schemas.microsoft.com/office/word/2023/wordml/word16du" xmlns:w16sdtdh="http://schemas.microsoft.com/office/word/2020/wordml/sdtdatahash" xmlns:w16sdtfl="http://schemas.microsoft.com/office/word/2024/wordml/sdtformatlock" xmlns:w16se="http://schemas.microsoft.com/office/word/2015/wordml/symex" xmlns:wpg="http://schemas.microsoft.com/office/word/2010/wordprocessingGroup" xmlns:wpi="http://schemas.microsoft.com/office/word/2010/wordprocessingInk" xmlns:wne="http://schemas.microsoft.com/office/word/2006/wordml" xmlns:wps="http://schemas.microsoft.com/office/word/2010/wordprocessingShape" mc:Ignorable="w14 w15 w16se w16cid w16 w16cex w16sdtdh w16sdtfl w16du wp14">
   <w:p>
     <w:pPr>
       <w:pStyle w:val="Cabealho"/>
@@ -8006,7 +8031,7 @@
 </file>
 
 <file path=word/header3.xml><?xml version="1.0" encoding="utf-8"?>
-<w:hdr xmlns:wpc="http://schemas.microsoft.com/office/word/2010/wordprocessingCanvas" xmlns:cx="http://schemas.microsoft.com/office/drawing/2014/chartex" xmlns:cx1="http://schemas.microsoft.com/office/drawing/2015/9/8/chartex" xmlns:cx2="http://schemas.microsoft.com/office/drawing/2015/10/21/chartex" xmlns:cx3="http://schemas.microsoft.com/office/drawing/2016/5/9/chartex" xmlns:cx4="http://schemas.microsoft.com/office/drawing/2016/5/10/chartex" xmlns:cx5="http://schemas.microsoft.com/office/drawing/2016/5/11/chartex" xmlns:cx6="http://schemas.microsoft.com/office/drawing/2016/5/12/chartex" xmlns:cx7="http://schemas.microsoft.com/office/drawing/2016/5/13/chartex" xmlns:cx8="http://schemas.microsoft.com/office/drawing/2016/5/14/chartex" xmlns:mc="http://schemas.openxmlformats.org/markup-compatibility/2006" xmlns:aink="http://schemas.microsoft.com/office/drawing/2016/ink" xmlns:am3d="http://schemas.microsoft.com/office/drawing/2017/model3d" xmlns:o="urn:schemas-microsoft-com:office:office" xmlns:r="http://schemas.openxmlformats.org/officeDocument/2006/relationships" xmlns:m="http://schemas.openxmlformats.org/officeDocument/2006/math" xmlns:v="urn:schemas-microsoft-com:vml" xmlns:wp14="http://schemas.microsoft.com/office/word/2010/wordprocessingDrawing" xmlns:wp="http://schemas.openxmlformats.org/drawingml/2006/wordprocessingDrawing" xmlns:w10="urn:schemas-microsoft-com:office:word" xmlns:w="http://schemas.openxmlformats.org/wordprocessingml/2006/main" xmlns:w14="http://schemas.microsoft.com/office/word/2010/wordml" xmlns:w15="http://schemas.microsoft.com/office/word/2012/wordml" xmlns:w16cex="http://schemas.microsoft.com/office/word/2018/wordml/cex" xmlns:w16cid="http://schemas.microsoft.com/office/word/2016/wordml/cid" xmlns:w16="http://schemas.microsoft.com/office/word/2018/wordml" xmlns:w16se="http://schemas.microsoft.com/office/word/2015/wordml/symex" xmlns:wpg="http://schemas.microsoft.com/office/word/2010/wordprocessingGroup" xmlns:wpi="http://schemas.microsoft.com/office/word/2010/wordprocessingInk" xmlns:wne="http://schemas.microsoft.com/office/word/2006/wordml" xmlns:wps="http://schemas.microsoft.com/office/word/2010/wordprocessingShape" mc:Ignorable="w14 w15 w16se w16cid w16 w16cex wp14">
+<w:hdr xmlns:wpc="http://schemas.microsoft.com/office/word/2010/wordprocessingCanvas" xmlns:cx="http://schemas.microsoft.com/office/drawing/2014/chartex" xmlns:cx1="http://schemas.microsoft.com/office/drawing/2015/9/8/chartex" xmlns:cx2="http://schemas.microsoft.com/office/drawing/2015/10/21/chartex" xmlns:cx3="http://schemas.microsoft.com/office/drawing/2016/5/9/chartex" xmlns:cx4="http://schemas.microsoft.com/office/drawing/2016/5/10/chartex" xmlns:cx5="http://schemas.microsoft.com/office/drawing/2016/5/11/chartex" xmlns:cx6="http://schemas.microsoft.com/office/drawing/2016/5/12/chartex" xmlns:cx7="http://schemas.microsoft.com/office/drawing/2016/5/13/chartex" xmlns:cx8="http://schemas.microsoft.com/office/drawing/2016/5/14/chartex" xmlns:mc="http://schemas.openxmlformats.org/markup-compatibility/2006" xmlns:aink="http://schemas.microsoft.com/office/drawing/2016/ink" xmlns:am3d="http://schemas.microsoft.com/office/drawing/2017/model3d" xmlns:o="urn:schemas-microsoft-com:office:office" xmlns:oel="http://schemas.microsoft.com/office/2019/extlst" xmlns:r="http://schemas.openxmlformats.org/officeDocument/2006/relationships" xmlns:m="http://schemas.openxmlformats.org/officeDocument/2006/math" xmlns:v="urn:schemas-microsoft-com:vml" xmlns:wp14="http://schemas.microsoft.com/office/word/2010/wordprocessingDrawing" xmlns:wp="http://schemas.openxmlformats.org/drawingml/2006/wordprocessingDrawing" xmlns:w10="urn:schemas-microsoft-com:office:word" xmlns:w="http://schemas.openxmlformats.org/wordprocessingml/2006/main" xmlns:w14="http://schemas.microsoft.com/office/word/2010/wordml" xmlns:w15="http://schemas.microsoft.com/office/word/2012/wordml" xmlns:w16cex="http://schemas.microsoft.com/office/word/2018/wordml/cex" xmlns:w16cid="http://schemas.microsoft.com/office/word/2016/wordml/cid" xmlns:w16="http://schemas.microsoft.com/office/word/2018/wordml" xmlns:w16du="http://schemas.microsoft.com/office/word/2023/wordml/word16du" xmlns:w16sdtdh="http://schemas.microsoft.com/office/word/2020/wordml/sdtdatahash" xmlns:w16sdtfl="http://schemas.microsoft.com/office/word/2024/wordml/sdtformatlock" xmlns:w16se="http://schemas.microsoft.com/office/word/2015/wordml/symex" xmlns:wpg="http://schemas.microsoft.com/office/word/2010/wordprocessingGroup" xmlns:wpi="http://schemas.microsoft.com/office/word/2010/wordprocessingInk" xmlns:wne="http://schemas.microsoft.com/office/word/2006/wordml" xmlns:wps="http://schemas.microsoft.com/office/word/2010/wordprocessingShape" mc:Ignorable="w14 w15 w16se w16cid w16 w16cex w16sdtdh w16sdtfl w16du wp14">
   <w:p>
     <w:pPr>
       <w:pStyle w:val="Cabealho"/>
@@ -8082,7 +8107,7 @@
 </file>
 
 <file path=word/numbering.xml><?xml version="1.0" encoding="utf-8"?>
-<w:numbering xmlns:wpc="http://schemas.microsoft.com/office/word/2010/wordprocessingCanvas" xmlns:cx="http://schemas.microsoft.com/office/drawing/2014/chartex" xmlns:cx1="http://schemas.microsoft.com/office/drawing/2015/9/8/chartex" xmlns:cx2="http://schemas.microsoft.com/office/drawing/2015/10/21/chartex" xmlns:cx3="http://schemas.microsoft.com/office/drawing/2016/5/9/chartex" xmlns:cx4="http://schemas.microsoft.com/office/drawing/2016/5/10/chartex" xmlns:cx5="http://schemas.microsoft.com/office/drawing/2016/5/11/chartex" xmlns:cx6="http://schemas.microsoft.com/office/drawing/2016/5/12/chartex" xmlns:cx7="http://schemas.microsoft.com/office/drawing/2016/5/13/chartex" xmlns:cx8="http://schemas.microsoft.com/office/drawing/2016/5/14/chartex" xmlns:mc="http://schemas.openxmlformats.org/markup-compatibility/2006" xmlns:aink="http://schemas.microsoft.com/office/drawing/2016/ink" xmlns:am3d="http://schemas.microsoft.com/office/drawing/2017/model3d" xmlns:o="urn:schemas-microsoft-com:office:office" xmlns:r="http://schemas.openxmlformats.org/officeDocument/2006/relationships" xmlns:m="http://schemas.openxmlformats.org/officeDocument/2006/math" xmlns:v="urn:schemas-microsoft-com:vml" xmlns:wp14="http://schemas.microsoft.com/office/word/2010/wordprocessingDrawing" xmlns:wp="http://schemas.openxmlformats.org/drawingml/2006/wordprocessingDrawing" xmlns:w10="urn:schemas-microsoft-com:office:word" xmlns:w="http://schemas.openxmlformats.org/wordprocessingml/2006/main" xmlns:w14="http://schemas.microsoft.com/office/word/2010/wordml" xmlns:w15="http://schemas.microsoft.com/office/word/2012/wordml" xmlns:w16cex="http://schemas.microsoft.com/office/word/2018/wordml/cex" xmlns:w16cid="http://schemas.microsoft.com/office/word/2016/wordml/cid" xmlns:w16="http://schemas.microsoft.com/office/word/2018/wordml" xmlns:w16se="http://schemas.microsoft.com/office/word/2015/wordml/symex" xmlns:wpg="http://schemas.microsoft.com/office/word/2010/wordprocessingGroup" xmlns:wpi="http://schemas.microsoft.com/office/word/2010/wordprocessingInk" xmlns:wne="http://schemas.microsoft.com/office/word/2006/wordml" xmlns:wps="http://schemas.microsoft.com/office/word/2010/wordprocessingShape" mc:Ignorable="w14 w15 w16se w16cid w16 w16cex wp14">
+<w:numbering xmlns:wpc="http://schemas.microsoft.com/office/word/2010/wordprocessingCanvas" xmlns:cx="http://schemas.microsoft.com/office/drawing/2014/chartex" xmlns:cx1="http://schemas.microsoft.com/office/drawing/2015/9/8/chartex" xmlns:cx2="http://schemas.microsoft.com/office/drawing/2015/10/21/chartex" xmlns:cx3="http://schemas.microsoft.com/office/drawing/2016/5/9/chartex" xmlns:cx4="http://schemas.microsoft.com/office/drawing/2016/5/10/chartex" xmlns:cx5="http://schemas.microsoft.com/office/drawing/2016/5/11/chartex" xmlns:cx6="http://schemas.microsoft.com/office/drawing/2016/5/12/chartex" xmlns:cx7="http://schemas.microsoft.com/office/drawing/2016/5/13/chartex" xmlns:cx8="http://schemas.microsoft.com/office/drawing/2016/5/14/chartex" xmlns:mc="http://schemas.openxmlformats.org/markup-compatibility/2006" xmlns:aink="http://schemas.microsoft.com/office/drawing/2016/ink" xmlns:am3d="http://schemas.microsoft.com/office/drawing/2017/model3d" xmlns:o="urn:schemas-microsoft-com:office:office" xmlns:oel="http://schemas.microsoft.com/office/2019/extlst" xmlns:r="http://schemas.openxmlformats.org/officeDocument/2006/relationships" xmlns:m="http://schemas.openxmlformats.org/officeDocument/2006/math" xmlns:v="urn:schemas-microsoft-com:vml" xmlns:wp14="http://schemas.microsoft.com/office/word/2010/wordprocessingDrawing" xmlns:wp="http://schemas.openxmlformats.org/drawingml/2006/wordprocessingDrawing" xmlns:w10="urn:schemas-microsoft-com:office:word" xmlns:w="http://schemas.openxmlformats.org/wordprocessingml/2006/main" xmlns:w14="http://schemas.microsoft.com/office/word/2010/wordml" xmlns:w15="http://schemas.microsoft.com/office/word/2012/wordml" xmlns:w16cex="http://schemas.microsoft.com/office/word/2018/wordml/cex" xmlns:w16cid="http://schemas.microsoft.com/office/word/2016/wordml/cid" xmlns:w16="http://schemas.microsoft.com/office/word/2018/wordml" xmlns:w16du="http://schemas.microsoft.com/office/word/2023/wordml/word16du" xmlns:w16sdtdh="http://schemas.microsoft.com/office/word/2020/wordml/sdtdatahash" xmlns:w16sdtfl="http://schemas.microsoft.com/office/word/2024/wordml/sdtformatlock" xmlns:w16se="http://schemas.microsoft.com/office/word/2015/wordml/symex" xmlns:wpg="http://schemas.microsoft.com/office/word/2010/wordprocessingGroup" xmlns:wpi="http://schemas.microsoft.com/office/word/2010/wordprocessingInk" xmlns:wne="http://schemas.microsoft.com/office/word/2006/wordml" xmlns:wps="http://schemas.microsoft.com/office/word/2010/wordprocessingShape" mc:Ignorable="w14 w15 w16se w16cid w16 w16cex w16sdtdh w16sdtfl w16du wp14">
   <w:abstractNum w:abstractNumId="0" w15:restartNumberingAfterBreak="0">
     <w:nsid w:val="0AEA7643"/>
     <w:multiLevelType w:val="hybridMultilevel"/>
@@ -10216,64 +10241,64 @@
       </w:rPr>
     </w:lvl>
   </w:abstractNum>
-  <w:num w:numId="1">
+  <w:num w:numId="1" w16cid:durableId="1307660839">
     <w:abstractNumId w:val="13"/>
   </w:num>
-  <w:num w:numId="2">
+  <w:num w:numId="2" w16cid:durableId="1692876994">
     <w:abstractNumId w:val="6"/>
   </w:num>
-  <w:num w:numId="3">
+  <w:num w:numId="3" w16cid:durableId="1989287844">
     <w:abstractNumId w:val="0"/>
   </w:num>
-  <w:num w:numId="4">
+  <w:num w:numId="4" w16cid:durableId="1546260326">
     <w:abstractNumId w:val="16"/>
   </w:num>
-  <w:num w:numId="5">
+  <w:num w:numId="5" w16cid:durableId="1290435914">
     <w:abstractNumId w:val="11"/>
   </w:num>
-  <w:num w:numId="6">
+  <w:num w:numId="6" w16cid:durableId="1322929584">
     <w:abstractNumId w:val="10"/>
   </w:num>
-  <w:num w:numId="7">
+  <w:num w:numId="7" w16cid:durableId="1994673602">
     <w:abstractNumId w:val="7"/>
   </w:num>
-  <w:num w:numId="8">
+  <w:num w:numId="8" w16cid:durableId="317730577">
     <w:abstractNumId w:val="18"/>
   </w:num>
-  <w:num w:numId="9">
+  <w:num w:numId="9" w16cid:durableId="166209365">
     <w:abstractNumId w:val="15"/>
   </w:num>
-  <w:num w:numId="10">
+  <w:num w:numId="10" w16cid:durableId="1599563358">
     <w:abstractNumId w:val="4"/>
   </w:num>
-  <w:num w:numId="11">
+  <w:num w:numId="11" w16cid:durableId="1420907899">
     <w:abstractNumId w:val="3"/>
   </w:num>
-  <w:num w:numId="12">
+  <w:num w:numId="12" w16cid:durableId="1797945249">
     <w:abstractNumId w:val="12"/>
   </w:num>
-  <w:num w:numId="13">
+  <w:num w:numId="13" w16cid:durableId="2146266318">
     <w:abstractNumId w:val="1"/>
   </w:num>
-  <w:num w:numId="14">
+  <w:num w:numId="14" w16cid:durableId="1810899864">
     <w:abstractNumId w:val="2"/>
   </w:num>
-  <w:num w:numId="15">
+  <w:num w:numId="15" w16cid:durableId="1798523432">
     <w:abstractNumId w:val="9"/>
   </w:num>
-  <w:num w:numId="16">
+  <w:num w:numId="16" w16cid:durableId="929121764">
     <w:abstractNumId w:val="17"/>
   </w:num>
-  <w:num w:numId="17">
+  <w:num w:numId="17" w16cid:durableId="281769346">
     <w:abstractNumId w:val="5"/>
   </w:num>
-  <w:num w:numId="18">
+  <w:num w:numId="18" w16cid:durableId="518279414">
     <w:abstractNumId w:val="8"/>
   </w:num>
-  <w:num w:numId="19">
+  <w:num w:numId="19" w16cid:durableId="1389574438">
     <w:abstractNumId w:val="14"/>
   </w:num>
-  <w:num w:numId="20">
+  <w:num w:numId="20" w16cid:durableId="1273173092">
     <w:abstractNumId w:val="19"/>
   </w:num>
   <w:numIdMacAtCleanup w:val="6"/>
@@ -10281,7 +10306,7 @@
 </file>
 
 <file path=word/styles.xml><?xml version="1.0" encoding="utf-8"?>
-<w:styles xmlns:mc="http://schemas.openxmlformats.org/markup-compatibility/2006" xmlns:r="http://schemas.openxmlformats.org/officeDocument/2006/relationships" xmlns:w="http://schemas.openxmlformats.org/wordprocessingml/2006/main" xmlns:w14="http://schemas.microsoft.com/office/word/2010/wordml" xmlns:w15="http://schemas.microsoft.com/office/word/2012/wordml" xmlns:w16cex="http://schemas.microsoft.com/office/word/2018/wordml/cex" xmlns:w16cid="http://schemas.microsoft.com/office/word/2016/wordml/cid" xmlns:w16="http://schemas.microsoft.com/office/word/2018/wordml" xmlns:w16se="http://schemas.microsoft.com/office/word/2015/wordml/symex" mc:Ignorable="w14 w15 w16se w16cid w16 w16cex">
+<w:styles xmlns:mc="http://schemas.openxmlformats.org/markup-compatibility/2006" xmlns:r="http://schemas.openxmlformats.org/officeDocument/2006/relationships" xmlns:w="http://schemas.openxmlformats.org/wordprocessingml/2006/main" xmlns:w14="http://schemas.microsoft.com/office/word/2010/wordml" xmlns:w15="http://schemas.microsoft.com/office/word/2012/wordml" xmlns:w16cex="http://schemas.microsoft.com/office/word/2018/wordml/cex" xmlns:w16cid="http://schemas.microsoft.com/office/word/2016/wordml/cid" xmlns:w16="http://schemas.microsoft.com/office/word/2018/wordml" xmlns:w16du="http://schemas.microsoft.com/office/word/2023/wordml/word16du" xmlns:w16sdtdh="http://schemas.microsoft.com/office/word/2020/wordml/sdtdatahash" xmlns:w16sdtfl="http://schemas.microsoft.com/office/word/2024/wordml/sdtformatlock" xmlns:w16se="http://schemas.microsoft.com/office/word/2015/wordml/symex" mc:Ignorable="w14 w15 w16se w16cid w16 w16cex w16sdtdh w16sdtfl w16du">
   <w:docDefaults>
     <w:rPrDefault>
       <w:rPr>
@@ -10775,7 +10800,6 @@
   <w:style w:type="character" w:default="1" w:styleId="Fontepargpadro">
     <w:name w:val="Default Paragraph Font"/>
     <w:uiPriority w:val="1"/>
-    <w:semiHidden/>
     <w:unhideWhenUsed/>
   </w:style>
   <w:style w:type="table" w:default="1" w:styleId="Tabelanormal">
